--- a/docs/source/ТЗ_Спринт_2.docx
+++ b/docs/source/ТЗ_Спринт_2.docx
@@ -729,7 +729,69 @@
               <w:rPr>
                 <w:lang w:val="ru-RU"/>
               </w:rPr>
-              <w:t>Хранилище одобренных транзакций, ожидающих включения в блок.</w:t>
+              <w:t>С</w:t>
+            </w:r>
+            <w:r>
+              <w:rPr>
+                <w:lang w:val="ru-RU"/>
+              </w:rPr>
+              <w:t xml:space="preserve">писок одобренных транзакций, ожидающих включения в блок. Во втором </w:t>
+            </w:r>
+            <w:r>
+              <w:rPr>
+                <w:lang w:val="ru-RU"/>
+              </w:rPr>
+              <w:lastRenderedPageBreak/>
+              <w:t xml:space="preserve">спринте </w:t>
+            </w:r>
+            <w:proofErr w:type="spellStart"/>
+            <w:r>
+              <w:rPr>
+                <w:lang w:val="ru-RU"/>
+              </w:rPr>
+              <w:t>мемпул</w:t>
+            </w:r>
+            <w:proofErr w:type="spellEnd"/>
+            <w:r>
+              <w:rPr>
+                <w:lang w:val="ru-RU"/>
+              </w:rPr>
+              <w:t xml:space="preserve"> реализуется как список в оперативной памяти внутри класса </w:t>
+            </w:r>
+            <w:proofErr w:type="spellStart"/>
+            <w:r>
+              <w:rPr>
+                <w:rStyle w:val="HTML"/>
+                <w:rFonts w:eastAsiaTheme="minorEastAsia"/>
+              </w:rPr>
+              <w:t>Blockchain</w:t>
+            </w:r>
+            <w:proofErr w:type="spellEnd"/>
+            <w:r>
+              <w:rPr>
+                <w:lang w:val="ru-RU"/>
+              </w:rPr>
+              <w:t xml:space="preserve">. После успешного добавления блока включённые в него транзакции </w:t>
+            </w:r>
+            <w:r>
+              <w:rPr>
+                <w:lang w:val="ru-RU"/>
+              </w:rPr>
+              <w:t xml:space="preserve">удаляются из </w:t>
+            </w:r>
+            <w:proofErr w:type="spellStart"/>
+            <w:r>
+              <w:rPr>
+                <w:lang w:val="ru-RU"/>
+              </w:rPr>
+              <w:t>мемпула</w:t>
+            </w:r>
+            <w:proofErr w:type="spellEnd"/>
+            <w:r>
+              <w:rPr>
+                <w:lang w:val="ru-RU"/>
+              </w:rPr>
+              <w:t>.</w:t>
             </w:r>
           </w:p>
         </w:tc>
@@ -740,6 +802,7 @@
           <w:p>
             <w:proofErr w:type="spellStart"/>
             <w:r>
+              <w:lastRenderedPageBreak/>
               <w:t>Список</w:t>
             </w:r>
             <w:proofErr w:type="spellEnd"/>
@@ -944,8 +1007,8 @@
       </w:tblPr>
       <w:tblGrid>
         <w:gridCol w:w="3245"/>
+        <w:gridCol w:w="3245"/>
         <w:gridCol w:w="3246"/>
-        <w:gridCol w:w="3245"/>
       </w:tblGrid>
       <w:tr>
         <w:trPr>
@@ -1007,9 +1070,60 @@
             <w:tcW w:w="3249" w:type="dxa"/>
           </w:tcPr>
           <w:p>
+            <w:pPr>
+              <w:rPr>
+                <w:lang w:val="ru-RU"/>
+              </w:rPr>
+            </w:pPr>
+            <w:r>
+              <w:rPr>
+                <w:lang w:val="ru-RU"/>
+              </w:rPr>
+              <w:t xml:space="preserve">Позиция блока; у генезис-блока 0. </w:t>
+            </w:r>
+          </w:p>
+        </w:tc>
+        <w:tc>
+          <w:tcPr>
+            <w:tcW w:w="3249" w:type="dxa"/>
+          </w:tcPr>
+          <w:p>
+            <w:pPr>
+              <w:rPr>
+                <w:lang w:val="ru-RU"/>
+              </w:rPr>
+            </w:pPr>
+            <w:r>
+              <w:rPr>
+                <w:lang w:val="ru-RU"/>
+              </w:rPr>
+              <w:t>Должен позволять определить положение блока в цепочке.</w:t>
+            </w:r>
+          </w:p>
+        </w:tc>
+      </w:tr>
+      <w:tr>
+        <w:trPr>
+          <w:jc w:val="center"/>
+        </w:trPr>
+        <w:tc>
+          <w:tcPr>
+            <w:tcW w:w="3249" w:type="dxa"/>
+          </w:tcPr>
+          <w:p>
+            <w:r>
+              <w:t>timestamp</w:t>
+            </w:r>
+          </w:p>
+        </w:tc>
+        <w:tc>
+          <w:tcPr>
+            <w:tcW w:w="3249" w:type="dxa"/>
+          </w:tcPr>
+          <w:p>
             <w:proofErr w:type="spellStart"/>
             <w:r>
-              <w:t>Порядковый</w:t>
+              <w:t>Временная</w:t>
             </w:r>
             <w:proofErr w:type="spellEnd"/>
             <w:r>
@@ -1017,7 +1131,15 @@
             </w:r>
             <w:proofErr w:type="spellStart"/>
             <w:r>
-              <w:t>номер</w:t>
+              <w:t>метка</w:t>
+            </w:r>
+            <w:proofErr w:type="spellEnd"/>
+            <w:r>
+              <w:t xml:space="preserve"> </w:t>
+            </w:r>
+            <w:proofErr w:type="spellStart"/>
+            <w:r>
+              <w:t>создания</w:t>
             </w:r>
             <w:proofErr w:type="spellEnd"/>
             <w:r>
@@ -1044,7 +1166,7 @@
               <w:rPr>
                 <w:lang w:val="ru-RU"/>
               </w:rPr>
-              <w:t>Должен позволять определить положение блока в цепочке.</w:t>
+              <w:t>Должна сохраняться вместе с блоком.</w:t>
             </w:r>
           </w:p>
         </w:tc>
@@ -1059,7 +1181,7 @@
           </w:tcPr>
           <w:p>
             <w:r>
-              <w:t>timestamp</w:t>
+              <w:t>transactions</w:t>
             </w:r>
           </w:p>
         </w:tc>
@@ -1070,7 +1192,7 @@
           <w:p>
             <w:proofErr w:type="spellStart"/>
             <w:r>
-              <w:t>Временная</w:t>
+              <w:t>Список</w:t>
             </w:r>
             <w:proofErr w:type="spellEnd"/>
             <w:r>
@@ -1078,23 +1200,7 @@
             </w:r>
             <w:proofErr w:type="spellStart"/>
             <w:r>
-              <w:t>метка</w:t>
-            </w:r>
-            <w:proofErr w:type="spellEnd"/>
-            <w:r>
-              <w:t xml:space="preserve"> </w:t>
-            </w:r>
-            <w:proofErr w:type="spellStart"/>
-            <w:r>
-              <w:t>создания</w:t>
-            </w:r>
-            <w:proofErr w:type="spellEnd"/>
-            <w:r>
-              <w:t xml:space="preserve"> </w:t>
-            </w:r>
-            <w:proofErr w:type="spellStart"/>
-            <w:r>
-              <w:t>блока</w:t>
+              <w:t>транзакций</w:t>
             </w:r>
             <w:proofErr w:type="spellEnd"/>
           </w:p>
@@ -1113,7 +1219,7 @@
               <w:rPr>
                 <w:lang w:val="ru-RU"/>
               </w:rPr>
-              <w:t>Должна сохраняться вместе с блоком.</w:t>
+              <w:t>Блок может содержать одну или несколько транзакций.</w:t>
             </w:r>
           </w:p>
         </w:tc>
@@ -1127,9 +1233,11 @@
             <w:tcW w:w="3249" w:type="dxa"/>
           </w:tcPr>
           <w:p>
-            <w:r>
-              <w:t>transactions</w:t>
-            </w:r>
+            <w:proofErr w:type="spellStart"/>
+            <w:r>
+              <w:t>previous_hash</w:t>
+            </w:r>
+            <w:proofErr w:type="spellEnd"/>
           </w:p>
         </w:tc>
         <w:tc>
@@ -1139,7 +1247,7 @@
           <w:p>
             <w:proofErr w:type="spellStart"/>
             <w:r>
-              <w:t>Список</w:t>
+              <w:t>Хэш</w:t>
             </w:r>
             <w:proofErr w:type="spellEnd"/>
             <w:r>
@@ -1147,7 +1255,15 @@
             </w:r>
             <w:proofErr w:type="spellStart"/>
             <w:r>
-              <w:t>транзакций</w:t>
+              <w:t>предыдущего</w:t>
+            </w:r>
+            <w:proofErr w:type="spellEnd"/>
+            <w:r>
+              <w:t xml:space="preserve"> </w:t>
+            </w:r>
+            <w:proofErr w:type="spellStart"/>
+            <w:r>
+              <w:t>блока</w:t>
             </w:r>
             <w:proofErr w:type="spellEnd"/>
           </w:p>
@@ -1166,8 +1282,43 @@
               <w:rPr>
                 <w:lang w:val="ru-RU"/>
               </w:rPr>
-              <w:t>Блок может содержать одну или несколько транзакций.</w:t>
-            </w:r>
+              <w:t>Должен связывать текущий блок с предыдущим.</w:t>
+            </w:r>
+            <w:r>
+              <w:rPr>
+                <w:lang w:val="ru-RU"/>
+              </w:rPr>
+              <w:t xml:space="preserve"> </w:t>
+            </w:r>
+            <w:proofErr w:type="spellStart"/>
+            <w:r>
+              <w:t>Строка</w:t>
+            </w:r>
+            <w:proofErr w:type="spellEnd"/>
+            <w:r>
+              <w:t xml:space="preserve"> </w:t>
+            </w:r>
+            <w:proofErr w:type="spellStart"/>
+            <w:r>
+              <w:t>из</w:t>
+            </w:r>
+            <w:proofErr w:type="spellEnd"/>
+            <w:r>
+              <w:t xml:space="preserve"> 64 </w:t>
+            </w:r>
+            <w:proofErr w:type="spellStart"/>
+            <w:r>
+              <w:t>шестнадцатеричных</w:t>
+            </w:r>
+            <w:proofErr w:type="spellEnd"/>
+            <w:r>
+              <w:t xml:space="preserve"> </w:t>
+            </w:r>
+            <w:proofErr w:type="spellStart"/>
+            <w:r>
+              <w:t>символов</w:t>
+            </w:r>
+            <w:proofErr w:type="spellEnd"/>
           </w:p>
         </w:tc>
       </w:tr>
@@ -1180,11 +1331,9 @@
             <w:tcW w:w="3249" w:type="dxa"/>
           </w:tcPr>
           <w:p>
-            <w:proofErr w:type="spellStart"/>
-            <w:r>
-              <w:t>previous_hash</w:t>
-            </w:r>
-            <w:proofErr w:type="spellEnd"/>
+            <w:r>
+              <w:t>nonce</w:t>
+            </w:r>
           </w:p>
         </w:tc>
         <w:tc>
@@ -1194,7 +1343,7 @@
           <w:p>
             <w:proofErr w:type="spellStart"/>
             <w:r>
-              <w:t>Хэш</w:t>
+              <w:t>Дополнительное</w:t>
             </w:r>
             <w:proofErr w:type="spellEnd"/>
             <w:r>
@@ -1202,7 +1351,7 @@
             </w:r>
             <w:proofErr w:type="spellStart"/>
             <w:r>
-              <w:t>предыдущего</w:t>
+              <w:t>значение</w:t>
             </w:r>
             <w:proofErr w:type="spellEnd"/>
             <w:r>
@@ -1229,7 +1378,21 @@
               <w:rPr>
                 <w:lang w:val="ru-RU"/>
               </w:rPr>
-              <w:t>Должен связывать текущий блок с предыдущим.</w:t>
+              <w:t xml:space="preserve">Должно храниться в составе блока и участвовать в расчёте </w:t>
+            </w:r>
+            <w:proofErr w:type="spellStart"/>
+            <w:r>
+              <w:rPr>
+                <w:lang w:val="ru-RU"/>
+              </w:rPr>
+              <w:t>хэша</w:t>
+            </w:r>
+            <w:proofErr w:type="spellEnd"/>
+            <w:r>
+              <w:rPr>
+                <w:lang w:val="ru-RU"/>
+              </w:rPr>
+              <w:t>.</w:t>
             </w:r>
           </w:p>
         </w:tc>
@@ -1244,36 +1407,8 @@
           </w:tcPr>
           <w:p>
             <w:r>
-              <w:t>nonce</w:t>
-            </w:r>
-          </w:p>
-        </w:tc>
-        <w:tc>
-          <w:tcPr>
-            <w:tcW w:w="3249" w:type="dxa"/>
-          </w:tcPr>
-          <w:p>
-            <w:proofErr w:type="spellStart"/>
-            <w:r>
-              <w:t>Дополнительное</w:t>
-            </w:r>
-            <w:proofErr w:type="spellEnd"/>
-            <w:r>
-              <w:t xml:space="preserve"> </w:t>
-            </w:r>
-            <w:proofErr w:type="spellStart"/>
-            <w:r>
-              <w:t>значение</w:t>
-            </w:r>
-            <w:proofErr w:type="spellEnd"/>
-            <w:r>
-              <w:t xml:space="preserve"> </w:t>
-            </w:r>
-            <w:proofErr w:type="spellStart"/>
-            <w:r>
-              <w:t>блока</w:t>
-            </w:r>
-            <w:proofErr w:type="spellEnd"/>
+              <w:t>hash</w:t>
+            </w:r>
           </w:p>
         </w:tc>
         <w:tc>
@@ -1286,69 +1421,42 @@
                 <w:lang w:val="ru-RU"/>
               </w:rPr>
             </w:pPr>
+            <w:proofErr w:type="spellStart"/>
+            <w:r>
+              <w:t>Собственный</w:t>
+            </w:r>
+            <w:proofErr w:type="spellEnd"/>
+            <w:r>
+              <w:t xml:space="preserve"> </w:t>
+            </w:r>
+            <w:proofErr w:type="spellStart"/>
+            <w:r>
+              <w:t>хэш</w:t>
+            </w:r>
+            <w:proofErr w:type="spellEnd"/>
+            <w:r>
+              <w:t xml:space="preserve"> </w:t>
+            </w:r>
+            <w:proofErr w:type="spellStart"/>
+            <w:r>
+              <w:t>блока</w:t>
+            </w:r>
+            <w:proofErr w:type="spellEnd"/>
             <w:r>
               <w:rPr>
                 <w:lang w:val="ru-RU"/>
               </w:rPr>
-              <w:t xml:space="preserve">Должно храниться в составе блока и участвовать в расчёте </w:t>
-            </w:r>
-            <w:proofErr w:type="spellStart"/>
+              <w:t xml:space="preserve"> (</w:t>
+            </w:r>
+            <w:r>
+              <w:t>SHA-256</w:t>
+            </w:r>
             <w:r>
               <w:rPr>
                 <w:lang w:val="ru-RU"/>
               </w:rPr>
-              <w:t>хэша</w:t>
-            </w:r>
-            <w:proofErr w:type="spellEnd"/>
-            <w:r>
-              <w:rPr>
-                <w:lang w:val="ru-RU"/>
-              </w:rPr>
-              <w:t>.</w:t>
-            </w:r>
-          </w:p>
-        </w:tc>
-      </w:tr>
-      <w:tr>
-        <w:trPr>
-          <w:jc w:val="center"/>
-        </w:trPr>
-        <w:tc>
-          <w:tcPr>
-            <w:tcW w:w="3249" w:type="dxa"/>
-          </w:tcPr>
-          <w:p>
-            <w:r>
-              <w:t>hash</w:t>
-            </w:r>
-          </w:p>
-        </w:tc>
-        <w:tc>
-          <w:tcPr>
-            <w:tcW w:w="3249" w:type="dxa"/>
-          </w:tcPr>
-          <w:p>
-            <w:proofErr w:type="spellStart"/>
-            <w:r>
-              <w:t>Собственный</w:t>
-            </w:r>
-            <w:proofErr w:type="spellEnd"/>
-            <w:r>
-              <w:t xml:space="preserve"> </w:t>
-            </w:r>
-            <w:proofErr w:type="spellStart"/>
-            <w:r>
-              <w:t>хэш</w:t>
-            </w:r>
-            <w:proofErr w:type="spellEnd"/>
-            <w:r>
-              <w:t xml:space="preserve"> </w:t>
-            </w:r>
-            <w:proofErr w:type="spellStart"/>
-            <w:r>
-              <w:t>блока</w:t>
-            </w:r>
-            <w:proofErr w:type="spellEnd"/>
+              <w:t>)</w:t>
+            </w:r>
           </w:p>
         </w:tc>
         <w:tc>
@@ -1375,7 +1483,7 @@
       <w:pPr>
         <w:pStyle w:val="1"/>
         <w:rPr>
-          <w:color w:val="auto"/>
+          <w:lang w:val="ru-RU"/>
         </w:rPr>
       </w:pPr>
       <w:r>
@@ -1490,6 +1598,18 @@
         </w:rPr>
         <w:t>, не ссылающееся на другой блок.</w:t>
       </w:r>
+      <w:r>
+        <w:rPr>
+          <w:lang w:val="ru-RU"/>
+        </w:rPr>
+        <w:t xml:space="preserve"> Конкретное значение — строка из 64 нулей ("0" * 64)</w:t>
+      </w:r>
+      <w:r>
+        <w:rPr>
+          <w:lang w:val="ru-RU"/>
+        </w:rPr>
+        <w:t>.</w:t>
+      </w:r>
     </w:p>
     <w:p>
       <w:pPr>
@@ -1505,7 +1625,16 @@
         <w:rPr>
           <w:lang w:val="ru-RU"/>
         </w:rPr>
-        <w:t>-блок должен содержать начальную транзакцию/запись, позволяющую однозначно определить его как первый блок.</w:t>
+        <w:t xml:space="preserve">-блок должен содержать одну служебную транзакцию типа </w:t>
+      </w:r>
+      <w:r>
+        <w:t>GENESIS</w:t>
+      </w:r>
+      <w:r>
+        <w:rPr>
+          <w:lang w:val="ru-RU"/>
+        </w:rPr>
+        <w:t>.</w:t>
       </w:r>
     </w:p>
     <w:p>
@@ -1565,262 +1694,486 @@
     </w:p>
     <w:p>
       <w:pPr>
-        <w:pStyle w:val="1"/>
-        <w:rPr>
-          <w:color w:val="auto"/>
-          <w:lang w:val="ru-RU"/>
-        </w:rPr>
-      </w:pPr>
-      <w:r>
-        <w:rPr>
-          <w:color w:val="auto"/>
-          <w:lang w:val="ru-RU"/>
-        </w:rPr>
-        <w:t>7. Формирование нового блока</w:t>
+        <w:spacing w:after="60"/>
+        <w:rPr>
+          <w:lang w:val="ru-RU"/>
+        </w:rPr>
+      </w:pPr>
+      <w:r>
+        <w:rPr>
+          <w:lang w:val="ru-RU"/>
+        </w:rPr>
+        <w:t xml:space="preserve">Если </w:t>
+      </w:r>
+      <w:proofErr w:type="spellStart"/>
+      <w:proofErr w:type="gramStart"/>
+      <w:r>
+        <w:t>blockchain</w:t>
+      </w:r>
+      <w:proofErr w:type="spellEnd"/>
+      <w:r>
+        <w:rPr>
+          <w:lang w:val="ru-RU"/>
+        </w:rPr>
+        <w:t>.</w:t>
+      </w:r>
+      <w:proofErr w:type="spellStart"/>
+      <w:r>
+        <w:t>json</w:t>
+      </w:r>
+      <w:proofErr w:type="spellEnd"/>
+      <w:proofErr w:type="gramEnd"/>
+      <w:r>
+        <w:rPr>
+          <w:lang w:val="ru-RU"/>
+        </w:rPr>
+        <w:t xml:space="preserve"> отсутствует или не содержит сохранённой цепочки, </w:t>
+      </w:r>
+      <w:proofErr w:type="spellStart"/>
+      <w:r>
+        <w:t>Blockchain</w:t>
+      </w:r>
+      <w:proofErr w:type="spellEnd"/>
+      <w:r>
+        <w:rPr>
+          <w:lang w:val="ru-RU"/>
+        </w:rPr>
+        <w:t xml:space="preserve"> создаёт генезис-блок со следующими параметрами:</w:t>
       </w:r>
     </w:p>
     <w:p>
       <w:pPr>
-        <w:rPr>
-          <w:lang w:val="ru-RU"/>
-        </w:rPr>
-      </w:pPr>
-      <w:r>
-        <w:rPr>
-          <w:lang w:val="ru-RU"/>
-        </w:rPr>
-        <w:t xml:space="preserve">Новый блок формируется из транзакций, находящихся в </w:t>
-      </w:r>
-      <w:proofErr w:type="spellStart"/>
-      <w:r>
-        <w:rPr>
-          <w:lang w:val="ru-RU"/>
-        </w:rPr>
-        <w:t>мемпуле</w:t>
-      </w:r>
-      <w:proofErr w:type="spellEnd"/>
-      <w:r>
-        <w:rPr>
-          <w:lang w:val="ru-RU"/>
-        </w:rPr>
-        <w:t>.</w:t>
+        <w:pStyle w:val="a0"/>
+        <w:spacing w:after="40"/>
+      </w:pPr>
+      <w:r>
+        <w:t>index = 0.</w:t>
       </w:r>
     </w:p>
     <w:p>
       <w:pPr>
-        <w:pStyle w:val="a"/>
-        <w:rPr>
-          <w:lang w:val="ru-RU"/>
-        </w:rPr>
-      </w:pPr>
-      <w:r>
-        <w:rPr>
-          <w:lang w:val="ru-RU"/>
-        </w:rPr>
-        <w:t>Система получает транзакции, ожидающие включения в блок.</w:t>
+        <w:pStyle w:val="a0"/>
+        <w:spacing w:after="40"/>
+      </w:pPr>
+      <w:r>
+        <w:t xml:space="preserve">timestamp = </w:t>
+      </w:r>
+      <w:proofErr w:type="spellStart"/>
+      <w:r>
+        <w:t>int</w:t>
+      </w:r>
+      <w:proofErr w:type="spellEnd"/>
+      <w:r>
+        <w:t>(</w:t>
+      </w:r>
+      <w:proofErr w:type="spellStart"/>
+      <w:proofErr w:type="gramStart"/>
+      <w:r>
+        <w:t>time.time</w:t>
+      </w:r>
+      <w:proofErr w:type="spellEnd"/>
+      <w:proofErr w:type="gramEnd"/>
+      <w:r>
+        <w:t>()).</w:t>
       </w:r>
     </w:p>
     <w:p>
       <w:pPr>
-        <w:pStyle w:val="a"/>
-        <w:rPr>
-          <w:lang w:val="ru-RU"/>
-        </w:rPr>
-      </w:pPr>
-      <w:r>
-        <w:rPr>
-          <w:lang w:val="ru-RU"/>
-        </w:rPr>
-        <w:t>Создаётся новый блок со следующим порядковым индексом.</w:t>
+        <w:pStyle w:val="a0"/>
+        <w:spacing w:after="40"/>
+        <w:rPr>
+          <w:lang w:val="ru-RU"/>
+        </w:rPr>
+      </w:pPr>
+      <w:r>
+        <w:t>transactions</w:t>
+      </w:r>
+      <w:r>
+        <w:rPr>
+          <w:lang w:val="ru-RU"/>
+        </w:rPr>
+        <w:t xml:space="preserve"> содержит одну служебную транзакцию типа </w:t>
+      </w:r>
+      <w:r>
+        <w:t>GENESIS</w:t>
+      </w:r>
+      <w:r>
+        <w:rPr>
+          <w:lang w:val="ru-RU"/>
+        </w:rPr>
+        <w:t>.</w:t>
       </w:r>
     </w:p>
     <w:p>
       <w:pPr>
-        <w:pStyle w:val="a"/>
-        <w:rPr>
-          <w:lang w:val="ru-RU"/>
-        </w:rPr>
-      </w:pPr>
-      <w:r>
-        <w:rPr>
-          <w:lang w:val="ru-RU"/>
-        </w:rPr>
-        <w:t>В блок записывается временная метка.</w:t>
+        <w:pStyle w:val="a0"/>
+        <w:spacing w:after="40"/>
+        <w:rPr>
+          <w:lang w:val="ru-RU"/>
+        </w:rPr>
+      </w:pPr>
+      <w:r>
+        <w:lastRenderedPageBreak/>
+        <w:t>previous</w:t>
+      </w:r>
+      <w:r>
+        <w:rPr>
+          <w:lang w:val="ru-RU"/>
+        </w:rPr>
+        <w:t>_</w:t>
+      </w:r>
+      <w:r>
+        <w:t>hash</w:t>
+      </w:r>
+      <w:r>
+        <w:rPr>
+          <w:lang w:val="ru-RU"/>
+        </w:rPr>
+        <w:t xml:space="preserve"> состоит ровно из 64 нулей.</w:t>
       </w:r>
     </w:p>
     <w:p>
       <w:pPr>
-        <w:pStyle w:val="a"/>
-        <w:rPr>
-          <w:lang w:val="ru-RU"/>
-        </w:rPr>
-      </w:pPr>
-      <w:r>
-        <w:rPr>
-          <w:lang w:val="ru-RU"/>
-        </w:rPr>
-        <w:t xml:space="preserve">В поле </w:t>
-      </w:r>
-      <w:r>
-        <w:t>transactions</w:t>
-      </w:r>
-      <w:r>
-        <w:rPr>
-          <w:lang w:val="ru-RU"/>
-        </w:rPr>
-        <w:t xml:space="preserve"> помещаются выбранные транзакции.</w:t>
+        <w:pStyle w:val="a0"/>
+        <w:spacing w:after="40"/>
+      </w:pPr>
+      <w:r>
+        <w:t>nonce = 0.</w:t>
       </w:r>
     </w:p>
     <w:p>
       <w:pPr>
-        <w:pStyle w:val="a"/>
-        <w:rPr>
-          <w:lang w:val="ru-RU"/>
-        </w:rPr>
-      </w:pPr>
-      <w:r>
-        <w:rPr>
-          <w:lang w:val="ru-RU"/>
-        </w:rPr>
-        <w:t xml:space="preserve">В поле </w:t>
-      </w:r>
-      <w:r>
-        <w:t>previous</w:t>
-      </w:r>
-      <w:r>
-        <w:rPr>
-          <w:lang w:val="ru-RU"/>
-        </w:rPr>
-        <w:t>_</w:t>
-      </w:r>
+        <w:pStyle w:val="a0"/>
+        <w:spacing w:after="40"/>
+      </w:pPr>
+      <w:r>
+        <w:t xml:space="preserve">hash </w:t>
+      </w:r>
+      <w:proofErr w:type="spellStart"/>
+      <w:r>
+        <w:t>вычисляется</w:t>
+      </w:r>
+      <w:proofErr w:type="spellEnd"/>
+      <w:r>
+        <w:t xml:space="preserve"> </w:t>
+      </w:r>
+      <w:proofErr w:type="spellStart"/>
+      <w:r>
+        <w:t>методом</w:t>
+      </w:r>
+      <w:proofErr w:type="spellEnd"/>
+      <w:r>
+        <w:t xml:space="preserve"> </w:t>
+      </w:r>
+      <w:proofErr w:type="spellStart"/>
+      <w:r>
+        <w:t>calculate_</w:t>
+      </w:r>
+      <w:proofErr w:type="gramStart"/>
       <w:r>
         <w:t>hash</w:t>
       </w:r>
-      <w:r>
-        <w:rPr>
-          <w:lang w:val="ru-RU"/>
-        </w:rPr>
-        <w:t xml:space="preserve"> записывается </w:t>
-      </w:r>
-      <w:r>
-        <w:t>hash</w:t>
-      </w:r>
-      <w:r>
-        <w:rPr>
-          <w:lang w:val="ru-RU"/>
-        </w:rPr>
-        <w:t xml:space="preserve"> предыдущего блока цепочки.</w:t>
+      <w:proofErr w:type="spellEnd"/>
+      <w:r>
+        <w:t>(</w:t>
+      </w:r>
+      <w:proofErr w:type="gramEnd"/>
+      <w:r>
+        <w:t>).</w:t>
       </w:r>
     </w:p>
     <w:p>
       <w:pPr>
-        <w:pStyle w:val="a"/>
-        <w:rPr>
-          <w:lang w:val="ru-RU"/>
-        </w:rPr>
-      </w:pPr>
-      <w:r>
-        <w:rPr>
-          <w:lang w:val="ru-RU"/>
-        </w:rPr>
-        <w:t xml:space="preserve">Система рассчитывает </w:t>
-      </w:r>
-      <w:r>
-        <w:t>hash</w:t>
-      </w:r>
-      <w:r>
-        <w:rPr>
-          <w:lang w:val="ru-RU"/>
-        </w:rPr>
-        <w:t xml:space="preserve"> нового блока.</w:t>
+        <w:spacing w:after="60"/>
+        <w:rPr>
+          <w:lang w:val="ru-RU"/>
+        </w:rPr>
+      </w:pPr>
+      <w:r>
+        <w:rPr>
+          <w:lang w:val="ru-RU"/>
+        </w:rPr>
+        <w:t xml:space="preserve">После создания генезис-блок сохраняется в </w:t>
+      </w:r>
+      <w:proofErr w:type="spellStart"/>
+      <w:proofErr w:type="gramStart"/>
+      <w:r>
+        <w:t>blockchain</w:t>
+      </w:r>
+      <w:proofErr w:type="spellEnd"/>
+      <w:r>
+        <w:rPr>
+          <w:lang w:val="ru-RU"/>
+        </w:rPr>
+        <w:t>.</w:t>
+      </w:r>
+      <w:proofErr w:type="spellStart"/>
+      <w:r>
+        <w:t>json</w:t>
+      </w:r>
+      <w:proofErr w:type="spellEnd"/>
+      <w:proofErr w:type="gramEnd"/>
+      <w:r>
+        <w:rPr>
+          <w:lang w:val="ru-RU"/>
+        </w:rPr>
+        <w:t>. Если корректная сохранённая цепочка уже существует, при запуске необходимо загрузить её, а не создавать новый генезис-блок.</w:t>
       </w:r>
     </w:p>
     <w:p>
       <w:pPr>
-        <w:pStyle w:val="a"/>
-        <w:rPr>
-          <w:lang w:val="ru-RU"/>
-        </w:rPr>
-      </w:pPr>
-      <w:r>
-        <w:rPr>
-          <w:lang w:val="ru-RU"/>
-        </w:rPr>
-        <w:t>Сформированный блок добавляется в конец цепочки.</w:t>
+        <w:pStyle w:val="1"/>
+        <w:rPr>
+          <w:color w:val="auto"/>
+          <w:lang w:val="ru-RU"/>
+        </w:rPr>
+      </w:pPr>
+      <w:r>
+        <w:rPr>
+          <w:color w:val="auto"/>
+          <w:lang w:val="ru-RU"/>
+        </w:rPr>
+        <w:t>7. Формирование нового блока</w:t>
       </w:r>
     </w:p>
     <w:p>
       <w:pPr>
-        <w:pStyle w:val="a"/>
-        <w:rPr>
-          <w:lang w:val="ru-RU"/>
-        </w:rPr>
-      </w:pPr>
-      <w:r>
-        <w:rPr>
-          <w:lang w:val="ru-RU"/>
-        </w:rPr>
-        <w:lastRenderedPageBreak/>
-        <w:t>После успешного добавления блока соответствующие транзакции перестают находиться в очереди ожидающих транзакций.</w:t>
+        <w:rPr>
+          <w:lang w:val="ru-RU"/>
+        </w:rPr>
+      </w:pPr>
+      <w:r>
+        <w:rPr>
+          <w:lang w:val="ru-RU"/>
+        </w:rPr>
+        <w:t xml:space="preserve">Формирование нового блока выполняется методом </w:t>
+      </w:r>
+      <w:r>
+        <w:rPr>
+          <w:rStyle w:val="HTML"/>
+          <w:rFonts w:eastAsiaTheme="minorEastAsia"/>
+        </w:rPr>
+        <w:t>mine</w:t>
+      </w:r>
+      <w:r>
+        <w:rPr>
+          <w:rStyle w:val="HTML"/>
+          <w:rFonts w:eastAsiaTheme="minorEastAsia"/>
+          <w:lang w:val="ru-RU"/>
+        </w:rPr>
+        <w:t>_</w:t>
+      </w:r>
+      <w:r>
+        <w:rPr>
+          <w:rStyle w:val="HTML"/>
+          <w:rFonts w:eastAsiaTheme="minorEastAsia"/>
+        </w:rPr>
+        <w:t>block</w:t>
+      </w:r>
+      <w:r>
+        <w:rPr>
+          <w:rStyle w:val="HTML"/>
+          <w:rFonts w:eastAsiaTheme="minorEastAsia"/>
+          <w:lang w:val="ru-RU"/>
+        </w:rPr>
+        <w:t>(</w:t>
+      </w:r>
+      <w:r>
+        <w:rPr>
+          <w:rStyle w:val="HTML"/>
+          <w:rFonts w:eastAsiaTheme="minorEastAsia"/>
+        </w:rPr>
+        <w:t>role</w:t>
+      </w:r>
+      <w:r>
+        <w:rPr>
+          <w:rStyle w:val="HTML"/>
+          <w:rFonts w:eastAsiaTheme="minorEastAsia"/>
+          <w:lang w:val="ru-RU"/>
+        </w:rPr>
+        <w:t>="</w:t>
+      </w:r>
+      <w:r>
+        <w:rPr>
+          <w:rStyle w:val="HTML"/>
+          <w:rFonts w:eastAsiaTheme="minorEastAsia"/>
+        </w:rPr>
+        <w:t>REGISTRAR</w:t>
+      </w:r>
+      <w:r>
+        <w:rPr>
+          <w:rStyle w:val="HTML"/>
+          <w:rFonts w:eastAsiaTheme="minorEastAsia"/>
+          <w:lang w:val="ru-RU"/>
+        </w:rPr>
+        <w:t>")</w:t>
+      </w:r>
+      <w:r>
+        <w:rPr>
+          <w:lang w:val="ru-RU"/>
+        </w:rPr>
+        <w:t xml:space="preserve"> класса </w:t>
+      </w:r>
+      <w:proofErr w:type="spellStart"/>
+      <w:r>
+        <w:rPr>
+          <w:rStyle w:val="HTML"/>
+          <w:rFonts w:eastAsiaTheme="minorEastAsia"/>
+        </w:rPr>
+        <w:t>Blockchain</w:t>
+      </w:r>
+      <w:proofErr w:type="spellEnd"/>
+      <w:r>
+        <w:rPr>
+          <w:lang w:val="ru-RU"/>
+        </w:rPr>
+        <w:t xml:space="preserve">. Перед созданием блока система проверяет, что роль вызывающего указана как </w:t>
+      </w:r>
+      <w:r>
+        <w:rPr>
+          <w:rStyle w:val="HTML"/>
+          <w:rFonts w:eastAsiaTheme="minorEastAsia"/>
+        </w:rPr>
+        <w:t>REGISTRAR</w:t>
+      </w:r>
+      <w:r>
+        <w:rPr>
+          <w:lang w:val="ru-RU"/>
+        </w:rPr>
+        <w:t xml:space="preserve">, а </w:t>
+      </w:r>
+      <w:proofErr w:type="spellStart"/>
+      <w:r>
+        <w:rPr>
+          <w:lang w:val="ru-RU"/>
+        </w:rPr>
+        <w:t>мемпул</w:t>
+      </w:r>
+      <w:proofErr w:type="spellEnd"/>
+      <w:r>
+        <w:rPr>
+          <w:lang w:val="ru-RU"/>
+        </w:rPr>
+        <w:t xml:space="preserve"> содержит хотя бы одну транзакцию. Если хотя бы одно условие не выполнено, создание блока не выполняется.</w:t>
       </w:r>
     </w:p>
     <w:p>
       <w:pPr>
-        <w:pStyle w:val="a"/>
-        <w:rPr>
-          <w:lang w:val="ru-RU"/>
-        </w:rPr>
-      </w:pPr>
-      <w:r>
-        <w:rPr>
-          <w:lang w:val="ru-RU"/>
-        </w:rPr>
-        <w:t>Обновлённая цепочка сохраняется в долгосрочное хранилище.</w:t>
+        <w:rPr>
+          <w:lang w:val="ru-RU"/>
+        </w:rPr>
+      </w:pPr>
+      <w:r>
+        <w:rPr>
+          <w:lang w:val="ru-RU"/>
+        </w:rPr>
+        <w:t xml:space="preserve">Новый блок формируется из транзакций, находящихся в </w:t>
+      </w:r>
+      <w:proofErr w:type="spellStart"/>
+      <w:r>
+        <w:rPr>
+          <w:lang w:val="ru-RU"/>
+        </w:rPr>
+        <w:t>мемпуле</w:t>
+      </w:r>
+      <w:proofErr w:type="spellEnd"/>
+      <w:r>
+        <w:rPr>
+          <w:lang w:val="ru-RU"/>
+        </w:rPr>
+        <w:t>.</w:t>
       </w:r>
     </w:p>
     <w:p>
       <w:pPr>
-        <w:pStyle w:val="1"/>
-        <w:rPr>
-          <w:color w:val="auto"/>
-          <w:lang w:val="ru-RU"/>
-        </w:rPr>
-      </w:pPr>
-      <w:r>
-        <w:rPr>
-          <w:color w:val="auto"/>
-          <w:lang w:val="ru-RU"/>
-        </w:rPr>
-        <w:t xml:space="preserve">8. </w:t>
-      </w:r>
-      <w:proofErr w:type="spellStart"/>
-      <w:r>
-        <w:rPr>
-          <w:color w:val="auto"/>
-          <w:lang w:val="ru-RU"/>
-        </w:rPr>
-        <w:t>Хэширование</w:t>
-      </w:r>
-      <w:proofErr w:type="spellEnd"/>
-      <w:r>
-        <w:rPr>
-          <w:color w:val="auto"/>
-          <w:lang w:val="ru-RU"/>
-        </w:rPr>
-        <w:t xml:space="preserve"> и связь блоков</w:t>
+        <w:pStyle w:val="a"/>
+        <w:numPr>
+          <w:ilvl w:val="0"/>
+          <w:numId w:val="13"/>
+        </w:numPr>
+        <w:rPr>
+          <w:lang w:val="ru-RU"/>
+        </w:rPr>
+      </w:pPr>
+      <w:r>
+        <w:rPr>
+          <w:lang w:val="ru-RU"/>
+        </w:rPr>
+        <w:t>Система получает транзакции, ожидающие включения в блок.</w:t>
       </w:r>
     </w:p>
     <w:p>
       <w:pPr>
-        <w:rPr>
-          <w:lang w:val="ru-RU"/>
-        </w:rPr>
-      </w:pPr>
-      <w:r>
-        <w:rPr>
-          <w:lang w:val="ru-RU"/>
-        </w:rPr>
-        <w:t xml:space="preserve">Для каждого блока система должна рассчитывать собственный </w:t>
+        <w:pStyle w:val="a"/>
+        <w:rPr>
+          <w:lang w:val="ru-RU"/>
+        </w:rPr>
+      </w:pPr>
+      <w:r>
+        <w:rPr>
+          <w:lang w:val="ru-RU"/>
+        </w:rPr>
+        <w:t>Создаётся новый блок со следующим порядковым индексом.</w:t>
+      </w:r>
+    </w:p>
+    <w:p>
+      <w:pPr>
+        <w:pStyle w:val="a"/>
+        <w:rPr>
+          <w:lang w:val="ru-RU"/>
+        </w:rPr>
+      </w:pPr>
+      <w:r>
+        <w:rPr>
+          <w:lang w:val="ru-RU"/>
+        </w:rPr>
+        <w:t>В блок записывается временная метка.</w:t>
+      </w:r>
+    </w:p>
+    <w:p>
+      <w:pPr>
+        <w:pStyle w:val="a"/>
+        <w:rPr>
+          <w:lang w:val="ru-RU"/>
+        </w:rPr>
+      </w:pPr>
+      <w:r>
+        <w:rPr>
+          <w:lang w:val="ru-RU"/>
+        </w:rPr>
+        <w:t xml:space="preserve">В поле </w:t>
+      </w:r>
+      <w:r>
+        <w:t>transactions</w:t>
+      </w:r>
+      <w:r>
+        <w:rPr>
+          <w:lang w:val="ru-RU"/>
+        </w:rPr>
+        <w:t xml:space="preserve"> помещаются выбранные транзакции.</w:t>
+      </w:r>
+    </w:p>
+    <w:p>
+      <w:pPr>
+        <w:pStyle w:val="a"/>
+        <w:rPr>
+          <w:lang w:val="ru-RU"/>
+        </w:rPr>
+      </w:pPr>
+      <w:r>
+        <w:rPr>
+          <w:lang w:val="ru-RU"/>
+        </w:rPr>
+        <w:t xml:space="preserve">В поле </w:t>
+      </w:r>
+      <w:r>
+        <w:t>previous</w:t>
+      </w:r>
+      <w:r>
+        <w:rPr>
+          <w:lang w:val="ru-RU"/>
+        </w:rPr>
+        <w:t>_</w:t>
       </w:r>
       <w:r>
         <w:t>hash</w:t>
@@ -1829,7 +2182,7 @@
         <w:rPr>
           <w:lang w:val="ru-RU"/>
         </w:rPr>
-        <w:t xml:space="preserve">. При создании нового блока значение </w:t>
+        <w:t xml:space="preserve"> записывается </w:t>
       </w:r>
       <w:r>
         <w:t>hash</w:t>
@@ -1838,16 +2191,21 @@
         <w:rPr>
           <w:lang w:val="ru-RU"/>
         </w:rPr>
-        <w:t xml:space="preserve"> предыдущего блока записывается в поле </w:t>
-      </w:r>
-      <w:r>
-        <w:t>previous</w:t>
-      </w:r>
-      <w:r>
-        <w:rPr>
-          <w:lang w:val="ru-RU"/>
-        </w:rPr>
-        <w:t>_</w:t>
+        <w:t xml:space="preserve"> предыдущего блока цепочки.</w:t>
+      </w:r>
+    </w:p>
+    <w:p>
+      <w:pPr>
+        <w:pStyle w:val="a"/>
+        <w:rPr>
+          <w:lang w:val="ru-RU"/>
+        </w:rPr>
+      </w:pPr>
+      <w:r>
+        <w:rPr>
+          <w:lang w:val="ru-RU"/>
+        </w:rPr>
+        <w:t xml:space="preserve">Система рассчитывает </w:t>
       </w:r>
       <w:r>
         <w:t>hash</w:t>
@@ -1856,21 +2214,35 @@
         <w:rPr>
           <w:lang w:val="ru-RU"/>
         </w:rPr>
-        <w:t xml:space="preserve">. Таким образом формируется </w:t>
-      </w:r>
-      <w:proofErr w:type="spellStart"/>
-      <w:r>
-        <w:rPr>
-          <w:lang w:val="ru-RU"/>
-        </w:rPr>
-        <w:t>криптографически</w:t>
-      </w:r>
-      <w:proofErr w:type="spellEnd"/>
-      <w:r>
-        <w:rPr>
-          <w:lang w:val="ru-RU"/>
-        </w:rPr>
-        <w:t xml:space="preserve"> связ</w:t>
+        <w:t xml:space="preserve"> нового блока.</w:t>
+      </w:r>
+    </w:p>
+    <w:p>
+      <w:pPr>
+        <w:pStyle w:val="a"/>
+        <w:rPr>
+          <w:lang w:val="ru-RU"/>
+        </w:rPr>
+      </w:pPr>
+      <w:r>
+        <w:rPr>
+          <w:lang w:val="ru-RU"/>
+        </w:rPr>
+        <w:t>Сформированный блок добавляется в конец цепочки.</w:t>
+      </w:r>
+    </w:p>
+    <w:p>
+      <w:pPr>
+        <w:pStyle w:val="a"/>
+        <w:rPr>
+          <w:lang w:val="ru-RU"/>
+        </w:rPr>
+      </w:pPr>
+      <w:r>
+        <w:rPr>
+          <w:lang w:val="ru-RU"/>
+        </w:rPr>
+        <w:t>После</w:t>
       </w:r>
       <w:bookmarkStart w:id="0" w:name="_GoBack"/>
       <w:bookmarkEnd w:id="0"/>
@@ -1878,67 +2250,21 @@
         <w:rPr>
           <w:lang w:val="ru-RU"/>
         </w:rPr>
-        <w:t>анная цепочка блоков.</w:t>
-      </w:r>
-      <w:r>
-        <w:rPr>
-          <w:lang w:val="ru-RU"/>
-        </w:rPr>
-        <w:t xml:space="preserve"> Для хеширования используем</w:t>
-      </w:r>
-      <w:r>
-        <w:rPr>
-          <w:lang w:val="ru-RU"/>
-        </w:rPr>
-        <w:t xml:space="preserve"> </w:t>
-      </w:r>
-      <w:r>
-        <w:rPr>
-          <w:lang w:val="ru-RU"/>
-        </w:rPr>
-        <w:t>алгоритм</w:t>
-      </w:r>
-      <w:r>
-        <w:rPr>
-          <w:lang w:val="ru-RU"/>
-        </w:rPr>
-        <w:t xml:space="preserve"> </w:t>
-      </w:r>
-      <w:r>
-        <w:t>SHA</w:t>
-      </w:r>
-      <w:r>
-        <w:rPr>
-          <w:lang w:val="ru-RU"/>
-        </w:rPr>
-        <w:t>-256.</w:t>
+        <w:t xml:space="preserve"> успешного добавления блока соответствующие транзакции перестают находиться в очереди ожидающих транзакций.</w:t>
       </w:r>
     </w:p>
     <w:p>
       <w:pPr>
-        <w:rPr>
-          <w:lang w:val="ru-RU"/>
-        </w:rPr>
-      </w:pPr>
-      <w:r>
-        <w:rPr>
-          <w:lang w:val="ru-RU"/>
-        </w:rPr>
-        <w:t xml:space="preserve">Ручная реализация алгоритма криптографического </w:t>
-      </w:r>
-      <w:proofErr w:type="spellStart"/>
-      <w:r>
-        <w:rPr>
-          <w:lang w:val="ru-RU"/>
-        </w:rPr>
-        <w:t>хэширования</w:t>
-      </w:r>
-      <w:proofErr w:type="spellEnd"/>
-      <w:r>
-        <w:rPr>
-          <w:lang w:val="ru-RU"/>
-        </w:rPr>
-        <w:t xml:space="preserve"> в рамках спринта не требуется. Система должна использовать готовую реализацию выбранного криптографического алгоритма.</w:t>
+        <w:pStyle w:val="a"/>
+        <w:rPr>
+          <w:lang w:val="ru-RU"/>
+        </w:rPr>
+      </w:pPr>
+      <w:r>
+        <w:rPr>
+          <w:lang w:val="ru-RU"/>
+        </w:rPr>
+        <w:t>Обновлённая цепочка сохраняется в долгосрочное хранилище.</w:t>
       </w:r>
     </w:p>
     <w:p>
@@ -1954,108 +2280,174 @@
           <w:color w:val="auto"/>
           <w:lang w:val="ru-RU"/>
         </w:rPr>
-        <w:t>9. Проверка целостности цепочки</w:t>
+        <w:t xml:space="preserve">8. </w:t>
+      </w:r>
+      <w:proofErr w:type="spellStart"/>
+      <w:r>
+        <w:rPr>
+          <w:color w:val="auto"/>
+          <w:lang w:val="ru-RU"/>
+        </w:rPr>
+        <w:t>Хэширование</w:t>
+      </w:r>
+      <w:proofErr w:type="spellEnd"/>
+      <w:r>
+        <w:rPr>
+          <w:color w:val="auto"/>
+          <w:lang w:val="ru-RU"/>
+        </w:rPr>
+        <w:t xml:space="preserve"> и связь блоков</w:t>
       </w:r>
     </w:p>
     <w:p>
       <w:pPr>
-        <w:pStyle w:val="a"/>
-        <w:rPr>
-          <w:lang w:val="ru-RU"/>
-        </w:rPr>
-      </w:pPr>
-      <w:r>
-        <w:rPr>
-          <w:lang w:val="ru-RU"/>
-        </w:rPr>
-        <w:t>Система должна предоставлять возможность проверить целостность всей цепочки.</w:t>
+        <w:rPr>
+          <w:lang w:val="ru-RU"/>
+        </w:rPr>
+      </w:pPr>
+      <w:r>
+        <w:rPr>
+          <w:lang w:val="ru-RU"/>
+        </w:rPr>
+        <w:t xml:space="preserve">Для каждого блока система должна рассчитывать собственный </w:t>
+      </w:r>
+      <w:r>
+        <w:t>hash</w:t>
+      </w:r>
+      <w:r>
+        <w:rPr>
+          <w:lang w:val="ru-RU"/>
+        </w:rPr>
+        <w:t xml:space="preserve">. При создании нового блока значение </w:t>
+      </w:r>
+      <w:r>
+        <w:t>hash</w:t>
+      </w:r>
+      <w:r>
+        <w:rPr>
+          <w:lang w:val="ru-RU"/>
+        </w:rPr>
+        <w:t xml:space="preserve"> предыдущего блока записывается в поле </w:t>
+      </w:r>
+      <w:r>
+        <w:t>previous</w:t>
+      </w:r>
+      <w:r>
+        <w:rPr>
+          <w:lang w:val="ru-RU"/>
+        </w:rPr>
+        <w:t>_</w:t>
+      </w:r>
+      <w:r>
+        <w:t>hash</w:t>
+      </w:r>
+      <w:r>
+        <w:rPr>
+          <w:lang w:val="ru-RU"/>
+        </w:rPr>
+        <w:t xml:space="preserve">. Таким образом формируется </w:t>
+      </w:r>
+      <w:proofErr w:type="spellStart"/>
+      <w:r>
+        <w:rPr>
+          <w:lang w:val="ru-RU"/>
+        </w:rPr>
+        <w:t>криптографически</w:t>
+      </w:r>
+      <w:proofErr w:type="spellEnd"/>
+      <w:r>
+        <w:rPr>
+          <w:lang w:val="ru-RU"/>
+        </w:rPr>
+        <w:t xml:space="preserve"> связанная цепочка блоков.</w:t>
+      </w:r>
+      <w:r>
+        <w:rPr>
+          <w:lang w:val="ru-RU"/>
+        </w:rPr>
+        <w:t xml:space="preserve"> Для хеширования используем</w:t>
+      </w:r>
+      <w:r>
+        <w:rPr>
+          <w:lang w:val="ru-RU"/>
+        </w:rPr>
+        <w:t xml:space="preserve"> </w:t>
+      </w:r>
+      <w:r>
+        <w:rPr>
+          <w:lang w:val="ru-RU"/>
+        </w:rPr>
+        <w:t xml:space="preserve">алгоритм </w:t>
+      </w:r>
+      <w:r>
+        <w:t>SHA</w:t>
+      </w:r>
+      <w:r>
+        <w:rPr>
+          <w:lang w:val="ru-RU"/>
+        </w:rPr>
+        <w:t>-256.</w:t>
       </w:r>
     </w:p>
     <w:p>
       <w:pPr>
-        <w:pStyle w:val="a"/>
-        <w:rPr>
-          <w:lang w:val="ru-RU"/>
-        </w:rPr>
-      </w:pPr>
-      <w:r>
-        <w:rPr>
-          <w:lang w:val="ru-RU"/>
-        </w:rPr>
-        <w:t xml:space="preserve">При проверке должен пересчитываться </w:t>
-      </w:r>
-      <w:r>
-        <w:t>hash</w:t>
-      </w:r>
-      <w:r>
-        <w:rPr>
-          <w:lang w:val="ru-RU"/>
-        </w:rPr>
-        <w:t xml:space="preserve"> каждого блока на основании сохранённых данных.</w:t>
+        <w:rPr>
+          <w:lang w:val="ru-RU"/>
+        </w:rPr>
+      </w:pPr>
+      <w:r>
+        <w:rPr>
+          <w:lang w:val="ru-RU"/>
+        </w:rPr>
+        <w:t xml:space="preserve">Ручная реализация алгоритма криптографического </w:t>
+      </w:r>
+      <w:proofErr w:type="spellStart"/>
+      <w:r>
+        <w:rPr>
+          <w:lang w:val="ru-RU"/>
+        </w:rPr>
+        <w:t>хэширования</w:t>
+      </w:r>
+      <w:proofErr w:type="spellEnd"/>
+      <w:r>
+        <w:rPr>
+          <w:lang w:val="ru-RU"/>
+        </w:rPr>
+        <w:t xml:space="preserve"> в рамках спринта не требуется. Система должна использовать готовую реализацию выбранного криптографического алгоритма.</w:t>
       </w:r>
     </w:p>
     <w:p>
       <w:pPr>
-        <w:pStyle w:val="a"/>
-        <w:rPr>
-          <w:lang w:val="ru-RU"/>
-        </w:rPr>
-      </w:pPr>
-      <w:r>
-        <w:rPr>
-          <w:lang w:val="ru-RU"/>
-        </w:rPr>
-        <w:t xml:space="preserve">Для каждого блока, кроме </w:t>
-      </w:r>
-      <w:r>
-        <w:t>genesis</w:t>
-      </w:r>
-      <w:r>
-        <w:rPr>
-          <w:lang w:val="ru-RU"/>
-        </w:rPr>
-        <w:t xml:space="preserve">-блока, должно проверяться соответствие </w:t>
-      </w:r>
-      <w:r>
-        <w:t>previous</w:t>
-      </w:r>
-      <w:r>
-        <w:rPr>
-          <w:lang w:val="ru-RU"/>
-        </w:rPr>
-        <w:t>_</w:t>
-      </w:r>
-      <w:r>
-        <w:t>hash</w:t>
-      </w:r>
-      <w:r>
-        <w:rPr>
-          <w:lang w:val="ru-RU"/>
-        </w:rPr>
-        <w:t xml:space="preserve"> значению </w:t>
-      </w:r>
-      <w:r>
-        <w:t>hash</w:t>
-      </w:r>
-      <w:r>
-        <w:rPr>
-          <w:lang w:val="ru-RU"/>
-        </w:rPr>
-        <w:t xml:space="preserve"> предыдущего блока.</w:t>
+        <w:pStyle w:val="1"/>
+        <w:rPr>
+          <w:color w:val="auto"/>
+          <w:lang w:val="ru-RU"/>
+        </w:rPr>
+      </w:pPr>
+      <w:r>
+        <w:rPr>
+          <w:color w:val="auto"/>
+          <w:lang w:val="ru-RU"/>
+        </w:rPr>
+        <w:t>9. Проверка целостности цепочки</w:t>
       </w:r>
     </w:p>
     <w:p>
       <w:pPr>
         <w:pStyle w:val="a"/>
-        <w:rPr>
-          <w:lang w:val="ru-RU"/>
-        </w:rPr>
-      </w:pPr>
-      <w:r>
-        <w:rPr>
-          <w:lang w:val="ru-RU"/>
-        </w:rPr>
-        <w:t>Если все проверки пройдены, система должна сообщить, что цепочка является валидной.</w:t>
+        <w:numPr>
+          <w:ilvl w:val="0"/>
+          <w:numId w:val="14"/>
+        </w:numPr>
+        <w:rPr>
+          <w:lang w:val="ru-RU"/>
+        </w:rPr>
+      </w:pPr>
+      <w:r>
+        <w:rPr>
+          <w:lang w:val="ru-RU"/>
+        </w:rPr>
+        <w:t>Система должна предоставлять возможность проверить целостность всей цепочки.</w:t>
       </w:r>
     </w:p>
     <w:p>
@@ -2069,98 +2461,487 @@
         <w:rPr>
           <w:lang w:val="ru-RU"/>
         </w:rPr>
-        <w:t>Если обнаружено несоответствие, система должна сообщить о нарушении целостности цепочки и по возможности указать проблемный блок.</w:t>
+        <w:t xml:space="preserve">При проверке должен пересчитываться </w:t>
+      </w:r>
+      <w:r>
+        <w:t>hash</w:t>
+      </w:r>
+      <w:r>
+        <w:rPr>
+          <w:lang w:val="ru-RU"/>
+        </w:rPr>
+        <w:t xml:space="preserve"> каждого блока на основании сохранённых данных.</w:t>
       </w:r>
     </w:p>
     <w:p>
       <w:pPr>
+        <w:pStyle w:val="a"/>
+        <w:rPr>
+          <w:lang w:val="ru-RU"/>
+        </w:rPr>
+      </w:pPr>
+      <w:r>
+        <w:rPr>
+          <w:lang w:val="ru-RU"/>
+        </w:rPr>
+        <w:t xml:space="preserve">Для каждого блока, кроме </w:t>
+      </w:r>
+      <w:r>
+        <w:t>genesis</w:t>
+      </w:r>
+      <w:r>
+        <w:rPr>
+          <w:lang w:val="ru-RU"/>
+        </w:rPr>
+        <w:t xml:space="preserve">-блока, должно проверяться соответствие </w:t>
+      </w:r>
+      <w:r>
+        <w:t>previous</w:t>
+      </w:r>
+      <w:r>
+        <w:rPr>
+          <w:lang w:val="ru-RU"/>
+        </w:rPr>
+        <w:t>_</w:t>
+      </w:r>
+      <w:r>
+        <w:t>hash</w:t>
+      </w:r>
+      <w:r>
+        <w:rPr>
+          <w:lang w:val="ru-RU"/>
+        </w:rPr>
+        <w:t xml:space="preserve"> значению </w:t>
+      </w:r>
+      <w:r>
+        <w:t>hash</w:t>
+      </w:r>
+      <w:r>
+        <w:rPr>
+          <w:lang w:val="ru-RU"/>
+        </w:rPr>
+        <w:t xml:space="preserve"> предыдущего блока.</w:t>
+      </w:r>
+    </w:p>
+    <w:p>
+      <w:pPr>
+        <w:pStyle w:val="a"/>
+        <w:rPr>
+          <w:lang w:val="ru-RU"/>
+        </w:rPr>
+      </w:pPr>
+      <w:r>
+        <w:rPr>
+          <w:lang w:val="ru-RU"/>
+        </w:rPr>
+        <w:t>Если все проверки пройдены, система должна сообщить, что цепочка является валидной.</w:t>
+      </w:r>
+    </w:p>
+    <w:p>
+      <w:pPr>
+        <w:pStyle w:val="a"/>
+        <w:rPr>
+          <w:sz w:val="24"/>
+          <w:lang w:val="ru-RU"/>
+        </w:rPr>
+      </w:pPr>
+      <w:r>
+        <w:rPr>
+          <w:lang w:val="ru-RU"/>
+        </w:rPr>
+        <w:t>Если обнаружено несоответствие, система должна сообщить о нарушении целостности цепочки и указать номер проблемного блока. Метод проверки возвращает (</w:t>
+      </w:r>
+      <w:r>
+        <w:t>True</w:t>
+      </w:r>
+      <w:r>
+        <w:rPr>
+          <w:lang w:val="ru-RU"/>
+        </w:rPr>
+        <w:t xml:space="preserve">, </w:t>
+      </w:r>
+      <w:r>
+        <w:t>None</w:t>
+      </w:r>
+      <w:r>
+        <w:rPr>
+          <w:lang w:val="ru-RU"/>
+        </w:rPr>
+        <w:t>), если цепочка валидна, или (</w:t>
+      </w:r>
+      <w:r>
+        <w:t>False</w:t>
+      </w:r>
+      <w:r>
+        <w:rPr>
+          <w:lang w:val="ru-RU"/>
+        </w:rPr>
+        <w:t xml:space="preserve">, </w:t>
+      </w:r>
+      <w:r>
+        <w:t>index</w:t>
+      </w:r>
+      <w:r>
+        <w:rPr>
+          <w:lang w:val="ru-RU"/>
+        </w:rPr>
+        <w:t>_</w:t>
+      </w:r>
+      <w:proofErr w:type="spellStart"/>
+      <w:r>
+        <w:rPr>
+          <w:lang w:val="ru-RU"/>
+        </w:rPr>
+        <w:t>проблемного_блока</w:t>
+      </w:r>
+      <w:proofErr w:type="spellEnd"/>
+      <w:r>
+        <w:rPr>
+          <w:lang w:val="ru-RU"/>
+        </w:rPr>
+        <w:t>), если обнаружено несоответствие.</w:t>
+      </w:r>
+    </w:p>
+    <w:p>
+      <w:pPr>
         <w:pStyle w:val="1"/>
         <w:rPr>
           <w:color w:val="auto"/>
+          <w:lang w:val="ru-RU"/>
         </w:rPr>
       </w:pPr>
       <w:r>
         <w:rPr>
           <w:color w:val="auto"/>
-        </w:rPr>
-        <w:t xml:space="preserve">10. </w:t>
+          <w:lang w:val="ru-RU"/>
+        </w:rPr>
+        <w:lastRenderedPageBreak/>
+        <w:t xml:space="preserve"> </w:t>
+      </w:r>
+      <w:r>
+        <w:rPr>
+          <w:color w:val="auto"/>
+          <w:lang w:val="ru-RU"/>
+        </w:rPr>
+        <w:t>10. Долгосрочное хранение данных</w:t>
+      </w:r>
+    </w:p>
+    <w:p>
+      <w:pPr>
+        <w:pStyle w:val="a"/>
+        <w:numPr>
+          <w:ilvl w:val="0"/>
+          <w:numId w:val="15"/>
+        </w:numPr>
+        <w:rPr>
+          <w:lang w:val="ru-RU"/>
+        </w:rPr>
+      </w:pPr>
+      <w:r>
+        <w:rPr>
+          <w:lang w:val="ru-RU"/>
+        </w:rPr>
+        <w:t xml:space="preserve">Основная цепочка блоков должна сохраняться в JSON-файле </w:t>
       </w:r>
       <w:proofErr w:type="spellStart"/>
-      <w:r>
+      <w:proofErr w:type="gramStart"/>
+      <w:r>
+        <w:rPr>
+          <w:lang w:val="ru-RU"/>
+        </w:rPr>
+        <w:t>blockchain.json</w:t>
+      </w:r>
+      <w:proofErr w:type="spellEnd"/>
+      <w:proofErr w:type="gramEnd"/>
+      <w:r>
+        <w:rPr>
+          <w:lang w:val="ru-RU"/>
+        </w:rPr>
+        <w:t xml:space="preserve"> в корне проекта. Сохранение и загрузка выполняются классом </w:t>
+      </w:r>
+      <w:proofErr w:type="spellStart"/>
+      <w:r>
+        <w:rPr>
+          <w:lang w:val="ru-RU"/>
+        </w:rPr>
+        <w:t>BlockchainStorage</w:t>
+      </w:r>
+      <w:proofErr w:type="spellEnd"/>
+      <w:r>
+        <w:rPr>
+          <w:lang w:val="ru-RU"/>
+        </w:rPr>
+        <w:t xml:space="preserve"> (файл storage.py).</w:t>
+      </w:r>
+    </w:p>
+    <w:p>
+      <w:pPr>
+        <w:pStyle w:val="a"/>
+        <w:rPr>
+          <w:lang w:val="ru-RU"/>
+        </w:rPr>
+      </w:pPr>
+      <w:r>
+        <w:rPr>
+          <w:lang w:val="ru-RU"/>
+        </w:rPr>
+        <w:t xml:space="preserve">При изменении цепочки после добавления блока актуальное состояние должно сохраняться в </w:t>
+      </w:r>
+      <w:r>
+        <w:t>JSON</w:t>
+      </w:r>
+      <w:r>
+        <w:rPr>
+          <w:lang w:val="ru-RU"/>
+        </w:rPr>
+        <w:t>.</w:t>
+      </w:r>
+    </w:p>
+    <w:p>
+      <w:pPr>
+        <w:pStyle w:val="a"/>
+        <w:rPr>
+          <w:lang w:val="ru-RU"/>
+        </w:rPr>
+      </w:pPr>
+      <w:r>
+        <w:rPr>
+          <w:lang w:val="ru-RU"/>
+        </w:rPr>
+        <w:t>При запуске программы система должна проверять наличие ранее сохранённой цепочки.</w:t>
+      </w:r>
+    </w:p>
+    <w:p>
+      <w:pPr>
+        <w:pStyle w:val="a"/>
+        <w:rPr>
+          <w:lang w:val="ru-RU"/>
+        </w:rPr>
+      </w:pPr>
+      <w:r>
+        <w:rPr>
+          <w:lang w:val="ru-RU"/>
+        </w:rPr>
+        <w:t>Если сохранённая цепочка существует, система должна загрузить её вместо создания новой цепочки.</w:t>
+      </w:r>
+    </w:p>
+    <w:p>
+      <w:pPr>
+        <w:pStyle w:val="a"/>
+        <w:rPr>
+          <w:lang w:val="ru-RU"/>
+        </w:rPr>
+      </w:pPr>
+      <w:r>
+        <w:rPr>
+          <w:lang w:val="ru-RU"/>
+        </w:rPr>
+        <w:t xml:space="preserve">После загрузки должны сохраняться индексы блоков, транзакции, </w:t>
+      </w:r>
+      <w:r>
+        <w:t>timestamp</w:t>
+      </w:r>
+      <w:r>
+        <w:rPr>
+          <w:lang w:val="ru-RU"/>
+        </w:rPr>
+        <w:t xml:space="preserve">, </w:t>
+      </w:r>
+      <w:r>
+        <w:t>previous</w:t>
+      </w:r>
+      <w:r>
+        <w:rPr>
+          <w:lang w:val="ru-RU"/>
+        </w:rPr>
+        <w:t>_</w:t>
+      </w:r>
+      <w:r>
+        <w:t>hash</w:t>
+      </w:r>
+      <w:r>
+        <w:rPr>
+          <w:lang w:val="ru-RU"/>
+        </w:rPr>
+        <w:t xml:space="preserve">, </w:t>
+      </w:r>
+      <w:r>
+        <w:t>nonce</w:t>
+      </w:r>
+      <w:r>
+        <w:rPr>
+          <w:lang w:val="ru-RU"/>
+        </w:rPr>
+        <w:t xml:space="preserve"> и </w:t>
+      </w:r>
+      <w:r>
+        <w:t>hash</w:t>
+      </w:r>
+      <w:r>
+        <w:rPr>
+          <w:lang w:val="ru-RU"/>
+        </w:rPr>
+        <w:t>.</w:t>
+      </w:r>
+    </w:p>
+    <w:p>
+      <w:pPr>
+        <w:pStyle w:val="a"/>
+        <w:rPr>
+          <w:lang w:val="ru-RU"/>
+        </w:rPr>
+      </w:pPr>
+      <w:r>
+        <w:rPr>
+          <w:lang w:val="ru-RU"/>
+        </w:rPr>
+        <w:t>После перезапуска пользователь должен иметь возможность продолжить работу с ранее сохранённой цепочкой.</w:t>
+      </w:r>
+    </w:p>
+    <w:p>
+      <w:pPr>
+        <w:pStyle w:val="a"/>
+        <w:rPr>
+          <w:lang w:val="ru-RU" w:eastAsia="ru-RU"/>
+        </w:rPr>
+      </w:pPr>
+      <w:r>
+        <w:rPr>
+          <w:lang w:val="ru-RU" w:eastAsia="ru-RU"/>
+        </w:rPr>
+        <w:t xml:space="preserve">Если файл </w:t>
+      </w:r>
+      <w:proofErr w:type="spellStart"/>
+      <w:proofErr w:type="gramStart"/>
+      <w:r>
+        <w:rPr>
+          <w:lang w:val="ru-RU" w:eastAsia="ru-RU"/>
+        </w:rPr>
+        <w:t>blockchain.json</w:t>
+      </w:r>
+      <w:proofErr w:type="spellEnd"/>
+      <w:proofErr w:type="gramEnd"/>
+      <w:r>
+        <w:rPr>
+          <w:lang w:val="ru-RU" w:eastAsia="ru-RU"/>
+        </w:rPr>
+        <w:t xml:space="preserve"> повреждён или не является валидным JSON, система выводит ошибку и не создаёт новую цепочку автоматически. Пользователь должен устранить проблему вручную.</w:t>
+      </w:r>
+    </w:p>
+    <w:p>
+      <w:pPr>
+        <w:pStyle w:val="1"/>
         <w:rPr>
           <w:color w:val="auto"/>
-        </w:rPr>
-        <w:t>Долгосрочное</w:t>
-      </w:r>
-      <w:proofErr w:type="spellEnd"/>
+          <w:lang w:val="ru-RU"/>
+        </w:rPr>
+      </w:pPr>
       <w:r>
         <w:rPr>
           <w:color w:val="auto"/>
-        </w:rPr>
-        <w:t xml:space="preserve"> </w:t>
+          <w:lang w:val="ru-RU"/>
+        </w:rPr>
+        <w:t xml:space="preserve">11. Связь с заявками и </w:t>
       </w:r>
       <w:proofErr w:type="spellStart"/>
       <w:r>
         <w:rPr>
           <w:color w:val="auto"/>
-        </w:rPr>
-        <w:t>хранение</w:t>
-      </w:r>
-      <w:proofErr w:type="spellEnd"/>
-      <w:r>
-        <w:rPr>
-          <w:color w:val="auto"/>
-        </w:rPr>
-        <w:t xml:space="preserve"> </w:t>
-      </w:r>
-      <w:proofErr w:type="spellStart"/>
-      <w:r>
-        <w:rPr>
-          <w:color w:val="auto"/>
-        </w:rPr>
-        <w:t>данных</w:t>
+          <w:lang w:val="ru-RU"/>
+        </w:rPr>
+        <w:t>мемпулом</w:t>
       </w:r>
       <w:proofErr w:type="spellEnd"/>
     </w:p>
     <w:p>
       <w:pPr>
-        <w:pStyle w:val="a"/>
-        <w:rPr>
-          <w:lang w:val="ru-RU"/>
-        </w:rPr>
-      </w:pPr>
-      <w:r>
-        <w:rPr>
-          <w:lang w:val="ru-RU"/>
-        </w:rPr>
-        <w:t xml:space="preserve">Основная цепочка блоков должна сохраняться в </w:t>
-      </w:r>
-      <w:r>
-        <w:t>JSON</w:t>
-      </w:r>
-      <w:r>
-        <w:rPr>
-          <w:lang w:val="ru-RU"/>
-        </w:rPr>
-        <w:t>-файле.</w:t>
+        <w:rPr>
+          <w:lang w:val="ru-RU"/>
+        </w:rPr>
+      </w:pPr>
+      <w:r>
+        <w:rPr>
+          <w:lang w:val="ru-RU"/>
+        </w:rPr>
+        <w:t xml:space="preserve">Логика заявок, описанная на предыдущем этапе, сохраняется. Поданные заявки хранятся отдельно от </w:t>
+      </w:r>
+      <w:proofErr w:type="spellStart"/>
+      <w:r>
+        <w:rPr>
+          <w:lang w:val="ru-RU"/>
+        </w:rPr>
+        <w:t>блокчейн</w:t>
+      </w:r>
+      <w:proofErr w:type="spellEnd"/>
+      <w:r>
+        <w:rPr>
+          <w:lang w:val="ru-RU"/>
+        </w:rPr>
+        <w:t xml:space="preserve">-цепочки. После одобрения регистратором данные заявки преобразуются в транзакцию и попадают в </w:t>
+      </w:r>
+      <w:proofErr w:type="spellStart"/>
+      <w:r>
+        <w:rPr>
+          <w:lang w:val="ru-RU"/>
+        </w:rPr>
+        <w:t>мемпул</w:t>
+      </w:r>
+      <w:proofErr w:type="spellEnd"/>
+      <w:r>
+        <w:rPr>
+          <w:lang w:val="ru-RU"/>
+        </w:rPr>
+        <w:t xml:space="preserve">. Далее транзакции из </w:t>
+      </w:r>
+      <w:proofErr w:type="spellStart"/>
+      <w:r>
+        <w:rPr>
+          <w:lang w:val="ru-RU"/>
+        </w:rPr>
+        <w:t>мемпула</w:t>
+      </w:r>
+      <w:proofErr w:type="spellEnd"/>
+      <w:r>
+        <w:rPr>
+          <w:lang w:val="ru-RU"/>
+        </w:rPr>
+        <w:t xml:space="preserve"> могут быть включены в новый блок.</w:t>
       </w:r>
     </w:p>
     <w:p>
       <w:pPr>
-        <w:pStyle w:val="a"/>
-        <w:rPr>
-          <w:lang w:val="ru-RU"/>
-        </w:rPr>
-      </w:pPr>
-      <w:r>
-        <w:rPr>
-          <w:lang w:val="ru-RU"/>
-        </w:rPr>
-        <w:t xml:space="preserve">При изменении цепочки после добавления блока актуальное состояние должно сохраняться в </w:t>
-      </w:r>
-      <w:r>
-        <w:t>JSON</w:t>
-      </w:r>
+        <w:rPr>
+          <w:lang w:val="ru-RU"/>
+        </w:rPr>
+      </w:pPr>
+      <w:r>
+        <w:rPr>
+          <w:lang w:val="ru-RU"/>
+        </w:rPr>
+        <w:t xml:space="preserve">Отклонённая заявка не должна попадать в </w:t>
+      </w:r>
+      <w:proofErr w:type="spellStart"/>
+      <w:r>
+        <w:rPr>
+          <w:lang w:val="ru-RU"/>
+        </w:rPr>
+        <w:t>мемпул</w:t>
+      </w:r>
+      <w:proofErr w:type="spellEnd"/>
+      <w:r>
+        <w:rPr>
+          <w:lang w:val="ru-RU"/>
+        </w:rPr>
+        <w:t xml:space="preserve"> и не должна записываться в </w:t>
+      </w:r>
+      <w:proofErr w:type="spellStart"/>
+      <w:r>
+        <w:rPr>
+          <w:lang w:val="ru-RU"/>
+        </w:rPr>
+        <w:t>блокчейн</w:t>
+      </w:r>
+      <w:proofErr w:type="spellEnd"/>
       <w:r>
         <w:rPr>
           <w:lang w:val="ru-RU"/>
@@ -2170,238 +2951,15 @@
     </w:p>
     <w:p>
       <w:pPr>
-        <w:pStyle w:val="a"/>
-        <w:rPr>
-          <w:lang w:val="ru-RU"/>
-        </w:rPr>
-      </w:pPr>
-      <w:r>
-        <w:rPr>
-          <w:lang w:val="ru-RU"/>
-        </w:rPr>
-        <w:t>При запуске программы система должна проверять наличие ранее сохранённой цепочки.</w:t>
-      </w:r>
-    </w:p>
-    <w:p>
-      <w:pPr>
-        <w:pStyle w:val="a"/>
-        <w:rPr>
-          <w:lang w:val="ru-RU"/>
-        </w:rPr>
-      </w:pPr>
-      <w:r>
-        <w:rPr>
-          <w:lang w:val="ru-RU"/>
-        </w:rPr>
-        <w:t>Если сохранённая цепочка существует, система должна загрузить её вместо создания новой цепочки.</w:t>
-      </w:r>
-    </w:p>
-    <w:p>
-      <w:pPr>
-        <w:pStyle w:val="a"/>
-        <w:rPr>
-          <w:lang w:val="ru-RU"/>
-        </w:rPr>
-      </w:pPr>
-      <w:r>
-        <w:rPr>
-          <w:lang w:val="ru-RU"/>
-        </w:rPr>
-        <w:t xml:space="preserve">После загрузки должны сохраняться индексы блоков, транзакции, </w:t>
-      </w:r>
-      <w:r>
-        <w:t>timestamp</w:t>
-      </w:r>
-      <w:r>
-        <w:rPr>
-          <w:lang w:val="ru-RU"/>
-        </w:rPr>
-        <w:t xml:space="preserve">, </w:t>
-      </w:r>
-      <w:r>
-        <w:t>previous</w:t>
-      </w:r>
-      <w:r>
-        <w:rPr>
-          <w:lang w:val="ru-RU"/>
-        </w:rPr>
-        <w:t>_</w:t>
-      </w:r>
-      <w:r>
-        <w:t>hash</w:t>
-      </w:r>
-      <w:r>
-        <w:rPr>
-          <w:lang w:val="ru-RU"/>
-        </w:rPr>
-        <w:t xml:space="preserve">, </w:t>
-      </w:r>
-      <w:r>
-        <w:t>nonce</w:t>
-      </w:r>
-      <w:r>
-        <w:rPr>
-          <w:lang w:val="ru-RU"/>
-        </w:rPr>
-        <w:t xml:space="preserve"> и </w:t>
-      </w:r>
-      <w:r>
-        <w:t>hash</w:t>
-      </w:r>
-      <w:r>
-        <w:rPr>
-          <w:lang w:val="ru-RU"/>
-        </w:rPr>
-        <w:t>.</w:t>
-      </w:r>
-    </w:p>
-    <w:p>
-      <w:pPr>
-        <w:pStyle w:val="a"/>
-        <w:rPr>
-          <w:lang w:val="ru-RU"/>
-        </w:rPr>
-      </w:pPr>
-      <w:r>
-        <w:rPr>
-          <w:lang w:val="ru-RU"/>
-        </w:rPr>
-        <w:t>После перезапуска пользователь должен иметь возможность продолжить работу с ранее сохранённой цепочкой.</w:t>
-      </w:r>
-    </w:p>
-    <w:p>
-      <w:pPr>
         <w:pStyle w:val="1"/>
         <w:rPr>
           <w:color w:val="auto"/>
-          <w:lang w:val="ru-RU"/>
         </w:rPr>
       </w:pPr>
       <w:r>
         <w:rPr>
           <w:color w:val="auto"/>
-          <w:lang w:val="ru-RU"/>
-        </w:rPr>
-        <w:t xml:space="preserve">11. Связь с заявками и </w:t>
-      </w:r>
-      <w:proofErr w:type="spellStart"/>
-      <w:r>
-        <w:rPr>
-          <w:color w:val="auto"/>
-          <w:lang w:val="ru-RU"/>
-        </w:rPr>
-        <w:t>мемпулом</w:t>
-      </w:r>
-      <w:proofErr w:type="spellEnd"/>
-    </w:p>
-    <w:p>
-      <w:pPr>
-        <w:rPr>
-          <w:lang w:val="ru-RU"/>
-        </w:rPr>
-      </w:pPr>
-      <w:r>
-        <w:rPr>
-          <w:lang w:val="ru-RU"/>
-        </w:rPr>
-        <w:t xml:space="preserve">Логика заявок, описанная на предыдущем этапе, сохраняется. Поданные заявки хранятся отдельно от </w:t>
-      </w:r>
-      <w:proofErr w:type="spellStart"/>
-      <w:r>
-        <w:rPr>
-          <w:lang w:val="ru-RU"/>
-        </w:rPr>
-        <w:t>блокчейн</w:t>
-      </w:r>
-      <w:proofErr w:type="spellEnd"/>
-      <w:r>
-        <w:rPr>
-          <w:lang w:val="ru-RU"/>
-        </w:rPr>
-        <w:t xml:space="preserve">-цепочки. После одобрения регистратором данные заявки преобразуются в транзакцию и попадают в </w:t>
-      </w:r>
-      <w:proofErr w:type="spellStart"/>
-      <w:r>
-        <w:rPr>
-          <w:lang w:val="ru-RU"/>
-        </w:rPr>
-        <w:t>мемпул</w:t>
-      </w:r>
-      <w:proofErr w:type="spellEnd"/>
-      <w:r>
-        <w:rPr>
-          <w:lang w:val="ru-RU"/>
-        </w:rPr>
-        <w:t xml:space="preserve">. Далее транзакции из </w:t>
-      </w:r>
-      <w:proofErr w:type="spellStart"/>
-      <w:r>
-        <w:rPr>
-          <w:lang w:val="ru-RU"/>
-        </w:rPr>
-        <w:t>мемпула</w:t>
-      </w:r>
-      <w:proofErr w:type="spellEnd"/>
-      <w:r>
-        <w:rPr>
-          <w:lang w:val="ru-RU"/>
-        </w:rPr>
-        <w:t xml:space="preserve"> могут быть включены в новый блок.</w:t>
-      </w:r>
-    </w:p>
-    <w:p>
-      <w:pPr>
-        <w:rPr>
-          <w:lang w:val="ru-RU"/>
-        </w:rPr>
-      </w:pPr>
-      <w:r>
-        <w:rPr>
-          <w:lang w:val="ru-RU"/>
-        </w:rPr>
-        <w:t xml:space="preserve">Отклонённая заявка не должна попадать в </w:t>
-      </w:r>
-      <w:proofErr w:type="spellStart"/>
-      <w:r>
-        <w:rPr>
-          <w:lang w:val="ru-RU"/>
-        </w:rPr>
-        <w:t>мемпул</w:t>
-      </w:r>
-      <w:proofErr w:type="spellEnd"/>
-      <w:r>
-        <w:rPr>
-          <w:lang w:val="ru-RU"/>
-        </w:rPr>
-        <w:t xml:space="preserve"> и не должна записываться в </w:t>
-      </w:r>
-      <w:proofErr w:type="spellStart"/>
-      <w:r>
-        <w:rPr>
-          <w:lang w:val="ru-RU"/>
-        </w:rPr>
-        <w:t>блокчейн</w:t>
-      </w:r>
-      <w:proofErr w:type="spellEnd"/>
-      <w:r>
-        <w:rPr>
-          <w:lang w:val="ru-RU"/>
-        </w:rPr>
-        <w:t>.</w:t>
-      </w:r>
-    </w:p>
-    <w:p>
-      <w:pPr>
-        <w:pStyle w:val="1"/>
-        <w:rPr>
-          <w:color w:val="auto"/>
-        </w:rPr>
-      </w:pPr>
-      <w:r>
-        <w:rPr>
-          <w:color w:val="auto"/>
-        </w:rPr>
-        <w:lastRenderedPageBreak/>
+        </w:rPr>
         <w:t xml:space="preserve">12. </w:t>
       </w:r>
       <w:proofErr w:type="spellStart"/>
@@ -2685,16 +3243,53 @@
             <w:tcW w:w="3249" w:type="dxa"/>
           </w:tcPr>
           <w:p>
-            <w:pPr>
+            <w:r>
               <w:rPr>
                 <w:lang w:val="ru-RU"/>
               </w:rPr>
-            </w:pPr>
+              <w:t xml:space="preserve">Система должна добавлять сформированный блок в конец существующей цепочки методом </w:t>
+            </w:r>
+            <w:proofErr w:type="spellStart"/>
             <w:r>
               <w:rPr>
                 <w:lang w:val="ru-RU"/>
               </w:rPr>
-              <w:t>Система должна добавлять сформированный блок в конец существующей цепочки.</w:t>
+              <w:t>add_</w:t>
+            </w:r>
+            <w:proofErr w:type="gramStart"/>
+            <w:r>
+              <w:rPr>
+                <w:lang w:val="ru-RU"/>
+              </w:rPr>
+              <w:t>block</w:t>
+            </w:r>
+            <w:proofErr w:type="spellEnd"/>
+            <w:r>
+              <w:rPr>
+                <w:lang w:val="ru-RU"/>
+              </w:rPr>
+              <w:t>(</w:t>
+            </w:r>
+            <w:proofErr w:type="gramEnd"/>
+            <w:r>
+              <w:rPr>
+                <w:lang w:val="ru-RU"/>
+              </w:rPr>
+              <w:t xml:space="preserve">) класса </w:t>
+            </w:r>
+            <w:proofErr w:type="spellStart"/>
+            <w:r>
+              <w:rPr>
+                <w:lang w:val="ru-RU"/>
+              </w:rPr>
+              <w:t>Blockchain</w:t>
+            </w:r>
+            <w:proofErr w:type="spellEnd"/>
+            <w:r>
+              <w:rPr>
+                <w:lang w:val="ru-RU"/>
+              </w:rPr>
+              <w:t>. Проверка роли в этом спринте не реализуется.</w:t>
             </w:r>
           </w:p>
         </w:tc>
@@ -2846,6 +3441,7 @@
           </w:tcPr>
           <w:p>
             <w:r>
+              <w:lastRenderedPageBreak/>
               <w:t>FR-07</w:t>
             </w:r>
           </w:p>
@@ -3173,11 +3769,97 @@
                 <w:lang w:val="ru-RU"/>
               </w:rPr>
             </w:pPr>
+            <w:proofErr w:type="spellStart"/>
             <w:r>
               <w:rPr>
                 <w:lang w:val="ru-RU"/>
               </w:rPr>
-              <w:t>Одобренные транзакции должны быть доступны для включения в новый блок.</w:t>
+              <w:t>Мемпул</w:t>
+            </w:r>
+            <w:proofErr w:type="spellEnd"/>
+            <w:r>
+              <w:t xml:space="preserve"> </w:t>
+            </w:r>
+            <w:r>
+              <w:rPr>
+                <w:lang w:val="ru-RU"/>
+              </w:rPr>
+              <w:t>реализуется</w:t>
+            </w:r>
+            <w:r>
+              <w:t xml:space="preserve"> </w:t>
+            </w:r>
+            <w:r>
+              <w:rPr>
+                <w:lang w:val="ru-RU"/>
+              </w:rPr>
+              <w:t>как</w:t>
+            </w:r>
+            <w:r>
+              <w:t xml:space="preserve"> in-memory </w:t>
+            </w:r>
+            <w:r>
+              <w:rPr>
+                <w:lang w:val="ru-RU"/>
+              </w:rPr>
+              <w:t>список</w:t>
+            </w:r>
+            <w:r>
+              <w:t xml:space="preserve"> </w:t>
+            </w:r>
+            <w:proofErr w:type="spellStart"/>
+            <w:r>
+              <w:t>pending_transactions</w:t>
+            </w:r>
+            <w:proofErr w:type="spellEnd"/>
+            <w:r>
+              <w:t xml:space="preserve"> </w:t>
+            </w:r>
+            <w:r>
+              <w:rPr>
+                <w:lang w:val="ru-RU"/>
+              </w:rPr>
+              <w:t>внутри</w:t>
+            </w:r>
+            <w:r>
+              <w:t xml:space="preserve"> </w:t>
+            </w:r>
+            <w:r>
+              <w:rPr>
+                <w:lang w:val="ru-RU"/>
+              </w:rPr>
+              <w:t>класса</w:t>
+            </w:r>
+            <w:r>
+              <w:t xml:space="preserve"> </w:t>
+            </w:r>
+            <w:proofErr w:type="spellStart"/>
+            <w:r>
+              <w:t>Blockchain</w:t>
+            </w:r>
+            <w:proofErr w:type="spellEnd"/>
+            <w:r>
+              <w:t xml:space="preserve">. </w:t>
+            </w:r>
+            <w:r>
+              <w:rPr>
+                <w:lang w:val="ru-RU"/>
+              </w:rPr>
+              <w:t xml:space="preserve">Транзакции добавляются </w:t>
+            </w:r>
+            <w:proofErr w:type="spellStart"/>
+            <w:r>
+              <w:rPr>
+                <w:lang w:val="ru-RU"/>
+              </w:rPr>
+              <w:t>программно</w:t>
+            </w:r>
+            <w:proofErr w:type="spellEnd"/>
+            <w:r>
+              <w:rPr>
+                <w:lang w:val="ru-RU"/>
+              </w:rPr>
+              <w:t>. После успешного добавления блока в цепочку список очищается.</w:t>
             </w:r>
           </w:p>
         </w:tc>
@@ -3230,7 +3912,63 @@
               <w:rPr>
                 <w:lang w:val="ru-RU"/>
               </w:rPr>
-              <w:t>Пользователь/регистратор должен иметь возможность просматривать блоки и их основные поля.</w:t>
+              <w:t xml:space="preserve">Пользователь/регистратор должен иметь возможность просматривать блоки и их основные поля. Вывод в консоль/лог: для каждого блока — </w:t>
+            </w:r>
+            <w:proofErr w:type="spellStart"/>
+            <w:r>
+              <w:rPr>
+                <w:lang w:val="ru-RU"/>
+              </w:rPr>
+              <w:t>index</w:t>
+            </w:r>
+            <w:proofErr w:type="spellEnd"/>
+            <w:r>
+              <w:rPr>
+                <w:lang w:val="ru-RU"/>
+              </w:rPr>
+              <w:t xml:space="preserve">, </w:t>
+            </w:r>
+            <w:proofErr w:type="spellStart"/>
+            <w:r>
+              <w:rPr>
+                <w:lang w:val="ru-RU"/>
+              </w:rPr>
+              <w:t>timestamp</w:t>
+            </w:r>
+            <w:proofErr w:type="spellEnd"/>
+            <w:r>
+              <w:rPr>
+                <w:lang w:val="ru-RU"/>
+              </w:rPr>
+              <w:t xml:space="preserve">, </w:t>
+            </w:r>
+            <w:proofErr w:type="spellStart"/>
+            <w:r>
+              <w:rPr>
+                <w:lang w:val="ru-RU"/>
+              </w:rPr>
+              <w:t>hash</w:t>
+            </w:r>
+            <w:proofErr w:type="spellEnd"/>
+            <w:r>
+              <w:rPr>
+                <w:lang w:val="ru-RU"/>
+              </w:rPr>
+              <w:t xml:space="preserve">, </w:t>
+            </w:r>
+            <w:proofErr w:type="spellStart"/>
+            <w:r>
+              <w:rPr>
+                <w:lang w:val="ru-RU"/>
+              </w:rPr>
+              <w:t>previous_hash</w:t>
+            </w:r>
+            <w:proofErr w:type="spellEnd"/>
+            <w:r>
+              <w:rPr>
+                <w:lang w:val="ru-RU"/>
+              </w:rPr>
+              <w:t xml:space="preserve"> и число транзакций.</w:t>
             </w:r>
           </w:p>
         </w:tc>
@@ -3280,8 +4018,8 @@
       </w:tblPr>
       <w:tblGrid>
         <w:gridCol w:w="3243"/>
+        <w:gridCol w:w="3247"/>
         <w:gridCol w:w="3246"/>
-        <w:gridCol w:w="3247"/>
       </w:tblGrid>
       <w:tr>
         <w:tc>
@@ -3407,14 +4145,7 @@
               <w:rPr>
                 <w:lang w:val="ru-RU"/>
               </w:rPr>
-              <w:t xml:space="preserve">Данные цепочки не должны теряться после закрытия и </w:t>
-            </w:r>
-            <w:r>
-              <w:rPr>
-                <w:lang w:val="ru-RU"/>
-              </w:rPr>
-              <w:lastRenderedPageBreak/>
-              <w:t>повторного запуска программы.</w:t>
+              <w:t>Данные цепочки не должны теряться после закрытия и повторного запуска программы.</w:t>
             </w:r>
           </w:p>
         </w:tc>
@@ -3426,7 +4157,6 @@
           </w:tcPr>
           <w:p>
             <w:r>
-              <w:lastRenderedPageBreak/>
               <w:t>NFR-03</w:t>
             </w:r>
           </w:p>
@@ -3497,9 +4227,12 @@
           <w:p>
             <w:proofErr w:type="spellStart"/>
             <w:r>
-              <w:t>Понятность</w:t>
+              <w:t>Диагностируемость</w:t>
             </w:r>
             <w:proofErr w:type="spellEnd"/>
+            <w:r>
+              <w:t>.</w:t>
+            </w:r>
           </w:p>
         </w:tc>
         <w:tc>
@@ -3516,7 +4249,35 @@
               <w:rPr>
                 <w:lang w:val="ru-RU"/>
               </w:rPr>
-              <w:t>Информация о блоках должна быть доступна для просмотра и проверки.</w:t>
+              <w:t xml:space="preserve">При проверке целостности система должна выводить номер проблемного блока и характер несоответствия (несовпадение </w:t>
+            </w:r>
+            <w:proofErr w:type="spellStart"/>
+            <w:r>
+              <w:rPr>
+                <w:lang w:val="ru-RU"/>
+              </w:rPr>
+              <w:t>hash</w:t>
+            </w:r>
+            <w:proofErr w:type="spellEnd"/>
+            <w:r>
+              <w:rPr>
+                <w:lang w:val="ru-RU"/>
+              </w:rPr>
+              <w:t xml:space="preserve"> или несовпадение </w:t>
+            </w:r>
+            <w:proofErr w:type="spellStart"/>
+            <w:r>
+              <w:rPr>
+                <w:lang w:val="ru-RU"/>
+              </w:rPr>
+              <w:t>previous_hash</w:t>
+            </w:r>
+            <w:proofErr w:type="spellEnd"/>
+            <w:r>
+              <w:rPr>
+                <w:lang w:val="ru-RU"/>
+              </w:rPr>
+              <w:t>).</w:t>
             </w:r>
           </w:p>
         </w:tc>
@@ -3528,6 +4289,7 @@
           </w:tcPr>
           <w:p>
             <w:r>
+              <w:lastRenderedPageBreak/>
               <w:t>NFR-05</w:t>
             </w:r>
           </w:p>
@@ -4362,6 +5124,345 @@
       <w:rPr>
         <w:rFonts w:ascii="Symbol" w:hAnsi="Symbol" w:hint="default"/>
       </w:rPr>
+    </w:lvl>
+  </w:abstractNum>
+  <w:abstractNum w:abstractNumId="9" w15:restartNumberingAfterBreak="0">
+    <w:nsid w:val="04C82492"/>
+    <w:multiLevelType w:val="multilevel"/>
+    <w:tmpl w:val="793A4424"/>
+    <w:lvl w:ilvl="0">
+      <w:start w:val="21"/>
+      <w:numFmt w:val="decimal"/>
+      <w:lvlText w:val="%1."/>
+      <w:lvlJc w:val="left"/>
+      <w:pPr>
+        <w:tabs>
+          <w:tab w:val="num" w:pos="720"/>
+        </w:tabs>
+        <w:ind w:left="720" w:hanging="360"/>
+      </w:pPr>
+    </w:lvl>
+    <w:lvl w:ilvl="1" w:tentative="1">
+      <w:start w:val="1"/>
+      <w:numFmt w:val="decimal"/>
+      <w:lvlText w:val="%2."/>
+      <w:lvlJc w:val="left"/>
+      <w:pPr>
+        <w:tabs>
+          <w:tab w:val="num" w:pos="1440"/>
+        </w:tabs>
+        <w:ind w:left="1440" w:hanging="360"/>
+      </w:pPr>
+    </w:lvl>
+    <w:lvl w:ilvl="2" w:tentative="1">
+      <w:start w:val="1"/>
+      <w:numFmt w:val="decimal"/>
+      <w:lvlText w:val="%3."/>
+      <w:lvlJc w:val="left"/>
+      <w:pPr>
+        <w:tabs>
+          <w:tab w:val="num" w:pos="2160"/>
+        </w:tabs>
+        <w:ind w:left="2160" w:hanging="360"/>
+      </w:pPr>
+    </w:lvl>
+    <w:lvl w:ilvl="3" w:tentative="1">
+      <w:start w:val="1"/>
+      <w:numFmt w:val="decimal"/>
+      <w:lvlText w:val="%4."/>
+      <w:lvlJc w:val="left"/>
+      <w:pPr>
+        <w:tabs>
+          <w:tab w:val="num" w:pos="2880"/>
+        </w:tabs>
+        <w:ind w:left="2880" w:hanging="360"/>
+      </w:pPr>
+    </w:lvl>
+    <w:lvl w:ilvl="4" w:tentative="1">
+      <w:start w:val="1"/>
+      <w:numFmt w:val="decimal"/>
+      <w:lvlText w:val="%5."/>
+      <w:lvlJc w:val="left"/>
+      <w:pPr>
+        <w:tabs>
+          <w:tab w:val="num" w:pos="3600"/>
+        </w:tabs>
+        <w:ind w:left="3600" w:hanging="360"/>
+      </w:pPr>
+    </w:lvl>
+    <w:lvl w:ilvl="5" w:tentative="1">
+      <w:start w:val="1"/>
+      <w:numFmt w:val="decimal"/>
+      <w:lvlText w:val="%6."/>
+      <w:lvlJc w:val="left"/>
+      <w:pPr>
+        <w:tabs>
+          <w:tab w:val="num" w:pos="4320"/>
+        </w:tabs>
+        <w:ind w:left="4320" w:hanging="360"/>
+      </w:pPr>
+    </w:lvl>
+    <w:lvl w:ilvl="6" w:tentative="1">
+      <w:start w:val="1"/>
+      <w:numFmt w:val="decimal"/>
+      <w:lvlText w:val="%7."/>
+      <w:lvlJc w:val="left"/>
+      <w:pPr>
+        <w:tabs>
+          <w:tab w:val="num" w:pos="5040"/>
+        </w:tabs>
+        <w:ind w:left="5040" w:hanging="360"/>
+      </w:pPr>
+    </w:lvl>
+    <w:lvl w:ilvl="7" w:tentative="1">
+      <w:start w:val="1"/>
+      <w:numFmt w:val="decimal"/>
+      <w:lvlText w:val="%8."/>
+      <w:lvlJc w:val="left"/>
+      <w:pPr>
+        <w:tabs>
+          <w:tab w:val="num" w:pos="5760"/>
+        </w:tabs>
+        <w:ind w:left="5760" w:hanging="360"/>
+      </w:pPr>
+    </w:lvl>
+    <w:lvl w:ilvl="8" w:tentative="1">
+      <w:start w:val="1"/>
+      <w:numFmt w:val="decimal"/>
+      <w:lvlText w:val="%9."/>
+      <w:lvlJc w:val="left"/>
+      <w:pPr>
+        <w:tabs>
+          <w:tab w:val="num" w:pos="6480"/>
+        </w:tabs>
+        <w:ind w:left="6480" w:hanging="360"/>
+      </w:pPr>
+    </w:lvl>
+  </w:abstractNum>
+  <w:abstractNum w:abstractNumId="10" w15:restartNumberingAfterBreak="0">
+    <w:nsid w:val="05EE1E06"/>
+    <w:multiLevelType w:val="hybridMultilevel"/>
+    <w:tmpl w:val="10B0856A"/>
+    <w:lvl w:ilvl="0" w:tplc="04190001">
+      <w:start w:val="1"/>
+      <w:numFmt w:val="bullet"/>
+      <w:lvlText w:val=""/>
+      <w:lvlJc w:val="left"/>
+      <w:pPr>
+        <w:ind w:left="720" w:hanging="360"/>
+      </w:pPr>
+      <w:rPr>
+        <w:rFonts w:ascii="Symbol" w:hAnsi="Symbol" w:hint="default"/>
+      </w:rPr>
+    </w:lvl>
+    <w:lvl w:ilvl="1" w:tplc="04190003" w:tentative="1">
+      <w:start w:val="1"/>
+      <w:numFmt w:val="bullet"/>
+      <w:lvlText w:val="o"/>
+      <w:lvlJc w:val="left"/>
+      <w:pPr>
+        <w:ind w:left="1440" w:hanging="360"/>
+      </w:pPr>
+      <w:rPr>
+        <w:rFonts w:ascii="Courier New" w:hAnsi="Courier New" w:cs="Courier New" w:hint="default"/>
+      </w:rPr>
+    </w:lvl>
+    <w:lvl w:ilvl="2" w:tplc="04190005" w:tentative="1">
+      <w:start w:val="1"/>
+      <w:numFmt w:val="bullet"/>
+      <w:lvlText w:val=""/>
+      <w:lvlJc w:val="left"/>
+      <w:pPr>
+        <w:ind w:left="2160" w:hanging="360"/>
+      </w:pPr>
+      <w:rPr>
+        <w:rFonts w:ascii="Wingdings" w:hAnsi="Wingdings" w:hint="default"/>
+      </w:rPr>
+    </w:lvl>
+    <w:lvl w:ilvl="3" w:tplc="04190001" w:tentative="1">
+      <w:start w:val="1"/>
+      <w:numFmt w:val="bullet"/>
+      <w:lvlText w:val=""/>
+      <w:lvlJc w:val="left"/>
+      <w:pPr>
+        <w:ind w:left="2880" w:hanging="360"/>
+      </w:pPr>
+      <w:rPr>
+        <w:rFonts w:ascii="Symbol" w:hAnsi="Symbol" w:hint="default"/>
+      </w:rPr>
+    </w:lvl>
+    <w:lvl w:ilvl="4" w:tplc="04190003" w:tentative="1">
+      <w:start w:val="1"/>
+      <w:numFmt w:val="bullet"/>
+      <w:lvlText w:val="o"/>
+      <w:lvlJc w:val="left"/>
+      <w:pPr>
+        <w:ind w:left="3600" w:hanging="360"/>
+      </w:pPr>
+      <w:rPr>
+        <w:rFonts w:ascii="Courier New" w:hAnsi="Courier New" w:cs="Courier New" w:hint="default"/>
+      </w:rPr>
+    </w:lvl>
+    <w:lvl w:ilvl="5" w:tplc="04190005" w:tentative="1">
+      <w:start w:val="1"/>
+      <w:numFmt w:val="bullet"/>
+      <w:lvlText w:val=""/>
+      <w:lvlJc w:val="left"/>
+      <w:pPr>
+        <w:ind w:left="4320" w:hanging="360"/>
+      </w:pPr>
+      <w:rPr>
+        <w:rFonts w:ascii="Wingdings" w:hAnsi="Wingdings" w:hint="default"/>
+      </w:rPr>
+    </w:lvl>
+    <w:lvl w:ilvl="6" w:tplc="04190001" w:tentative="1">
+      <w:start w:val="1"/>
+      <w:numFmt w:val="bullet"/>
+      <w:lvlText w:val=""/>
+      <w:lvlJc w:val="left"/>
+      <w:pPr>
+        <w:ind w:left="5040" w:hanging="360"/>
+      </w:pPr>
+      <w:rPr>
+        <w:rFonts w:ascii="Symbol" w:hAnsi="Symbol" w:hint="default"/>
+      </w:rPr>
+    </w:lvl>
+    <w:lvl w:ilvl="7" w:tplc="04190003" w:tentative="1">
+      <w:start w:val="1"/>
+      <w:numFmt w:val="bullet"/>
+      <w:lvlText w:val="o"/>
+      <w:lvlJc w:val="left"/>
+      <w:pPr>
+        <w:ind w:left="5760" w:hanging="360"/>
+      </w:pPr>
+      <w:rPr>
+        <w:rFonts w:ascii="Courier New" w:hAnsi="Courier New" w:cs="Courier New" w:hint="default"/>
+      </w:rPr>
+    </w:lvl>
+    <w:lvl w:ilvl="8" w:tplc="04190005" w:tentative="1">
+      <w:start w:val="1"/>
+      <w:numFmt w:val="bullet"/>
+      <w:lvlText w:val=""/>
+      <w:lvlJc w:val="left"/>
+      <w:pPr>
+        <w:ind w:left="6480" w:hanging="360"/>
+      </w:pPr>
+      <w:rPr>
+        <w:rFonts w:ascii="Wingdings" w:hAnsi="Wingdings" w:hint="default"/>
+      </w:rPr>
+    </w:lvl>
+  </w:abstractNum>
+  <w:abstractNum w:abstractNumId="11" w15:restartNumberingAfterBreak="0">
+    <w:nsid w:val="781A4571"/>
+    <w:multiLevelType w:val="multilevel"/>
+    <w:tmpl w:val="73B0877A"/>
+    <w:lvl w:ilvl="0">
+      <w:start w:val="28"/>
+      <w:numFmt w:val="decimal"/>
+      <w:lvlText w:val="%1."/>
+      <w:lvlJc w:val="left"/>
+      <w:pPr>
+        <w:tabs>
+          <w:tab w:val="num" w:pos="720"/>
+        </w:tabs>
+        <w:ind w:left="720" w:hanging="360"/>
+      </w:pPr>
+    </w:lvl>
+    <w:lvl w:ilvl="1" w:tentative="1">
+      <w:start w:val="1"/>
+      <w:numFmt w:val="decimal"/>
+      <w:lvlText w:val="%2."/>
+      <w:lvlJc w:val="left"/>
+      <w:pPr>
+        <w:tabs>
+          <w:tab w:val="num" w:pos="1440"/>
+        </w:tabs>
+        <w:ind w:left="1440" w:hanging="360"/>
+      </w:pPr>
+    </w:lvl>
+    <w:lvl w:ilvl="2" w:tentative="1">
+      <w:start w:val="1"/>
+      <w:numFmt w:val="decimal"/>
+      <w:lvlText w:val="%3."/>
+      <w:lvlJc w:val="left"/>
+      <w:pPr>
+        <w:tabs>
+          <w:tab w:val="num" w:pos="2160"/>
+        </w:tabs>
+        <w:ind w:left="2160" w:hanging="360"/>
+      </w:pPr>
+    </w:lvl>
+    <w:lvl w:ilvl="3" w:tentative="1">
+      <w:start w:val="1"/>
+      <w:numFmt w:val="decimal"/>
+      <w:lvlText w:val="%4."/>
+      <w:lvlJc w:val="left"/>
+      <w:pPr>
+        <w:tabs>
+          <w:tab w:val="num" w:pos="2880"/>
+        </w:tabs>
+        <w:ind w:left="2880" w:hanging="360"/>
+      </w:pPr>
+    </w:lvl>
+    <w:lvl w:ilvl="4" w:tentative="1">
+      <w:start w:val="1"/>
+      <w:numFmt w:val="decimal"/>
+      <w:lvlText w:val="%5."/>
+      <w:lvlJc w:val="left"/>
+      <w:pPr>
+        <w:tabs>
+          <w:tab w:val="num" w:pos="3600"/>
+        </w:tabs>
+        <w:ind w:left="3600" w:hanging="360"/>
+      </w:pPr>
+    </w:lvl>
+    <w:lvl w:ilvl="5" w:tentative="1">
+      <w:start w:val="1"/>
+      <w:numFmt w:val="decimal"/>
+      <w:lvlText w:val="%6."/>
+      <w:lvlJc w:val="left"/>
+      <w:pPr>
+        <w:tabs>
+          <w:tab w:val="num" w:pos="4320"/>
+        </w:tabs>
+        <w:ind w:left="4320" w:hanging="360"/>
+      </w:pPr>
+    </w:lvl>
+    <w:lvl w:ilvl="6" w:tentative="1">
+      <w:start w:val="1"/>
+      <w:numFmt w:val="decimal"/>
+      <w:lvlText w:val="%7."/>
+      <w:lvlJc w:val="left"/>
+      <w:pPr>
+        <w:tabs>
+          <w:tab w:val="num" w:pos="5040"/>
+        </w:tabs>
+        <w:ind w:left="5040" w:hanging="360"/>
+      </w:pPr>
+    </w:lvl>
+    <w:lvl w:ilvl="7" w:tentative="1">
+      <w:start w:val="1"/>
+      <w:numFmt w:val="decimal"/>
+      <w:lvlText w:val="%8."/>
+      <w:lvlJc w:val="left"/>
+      <w:pPr>
+        <w:tabs>
+          <w:tab w:val="num" w:pos="5760"/>
+        </w:tabs>
+        <w:ind w:left="5760" w:hanging="360"/>
+      </w:pPr>
+    </w:lvl>
+    <w:lvl w:ilvl="8" w:tentative="1">
+      <w:start w:val="1"/>
+      <w:numFmt w:val="decimal"/>
+      <w:lvlText w:val="%9."/>
+      <w:lvlJc w:val="left"/>
+      <w:pPr>
+        <w:tabs>
+          <w:tab w:val="num" w:pos="6480"/>
+        </w:tabs>
+        <w:ind w:left="6480" w:hanging="360"/>
+      </w:pPr>
     </w:lvl>
   </w:abstractNum>
   <w:num w:numId="1">
@@ -4390,6 +5491,33 @@
   </w:num>
   <w:num w:numId="9">
     <w:abstractNumId w:val="0"/>
+  </w:num>
+  <w:num w:numId="10">
+    <w:abstractNumId w:val="10"/>
+  </w:num>
+  <w:num w:numId="11">
+    <w:abstractNumId w:val="9"/>
+  </w:num>
+  <w:num w:numId="12">
+    <w:abstractNumId w:val="11"/>
+  </w:num>
+  <w:num w:numId="13">
+    <w:abstractNumId w:val="7"/>
+    <w:lvlOverride w:ilvl="0">
+      <w:startOverride w:val="1"/>
+    </w:lvlOverride>
+  </w:num>
+  <w:num w:numId="14">
+    <w:abstractNumId w:val="7"/>
+    <w:lvlOverride w:ilvl="0">
+      <w:startOverride w:val="1"/>
+    </w:lvlOverride>
+  </w:num>
+  <w:num w:numId="15">
+    <w:abstractNumId w:val="7"/>
+    <w:lvlOverride w:ilvl="0">
+      <w:startOverride w:val="1"/>
+    </w:lvlOverride>
   </w:num>
 </w:numbering>
 </file>
@@ -15773,6 +16901,50 @@
       </w:tcPr>
     </w:tblStylePr>
   </w:style>
+  <w:style w:type="character" w:styleId="HTML">
+    <w:name w:val="HTML Code"/>
+    <w:basedOn w:val="a2"/>
+    <w:uiPriority w:val="99"/>
+    <w:semiHidden/>
+    <w:unhideWhenUsed/>
+    <w:rsid w:val="004E0E7D"/>
+    <w:rPr>
+      <w:rFonts w:ascii="Courier New" w:eastAsia="Times New Roman" w:hAnsi="Courier New" w:cs="Courier New"/>
+      <w:sz w:val="20"/>
+      <w:szCs w:val="20"/>
+    </w:rPr>
+  </w:style>
+  <w:style w:type="paragraph" w:styleId="aff8">
+    <w:name w:val="Normal (Web)"/>
+    <w:basedOn w:val="a1"/>
+    <w:uiPriority w:val="99"/>
+    <w:semiHidden/>
+    <w:unhideWhenUsed/>
+    <w:rsid w:val="004E0E7D"/>
+    <w:pPr>
+      <w:spacing w:before="100" w:beforeAutospacing="1" w:after="100" w:afterAutospacing="1" w:line="240" w:lineRule="auto"/>
+    </w:pPr>
+    <w:rPr>
+      <w:rFonts w:ascii="Times New Roman" w:eastAsia="Times New Roman" w:hAnsi="Times New Roman" w:cs="Times New Roman"/>
+      <w:sz w:val="24"/>
+      <w:szCs w:val="24"/>
+      <w:lang w:val="ru-RU" w:eastAsia="ru-RU"/>
+    </w:rPr>
+  </w:style>
+  <w:style w:type="paragraph" w:customStyle="1" w:styleId="ds-markdown-paragraph">
+    <w:name w:val="ds-markdown-paragraph"/>
+    <w:basedOn w:val="a1"/>
+    <w:rsid w:val="000868D7"/>
+    <w:pPr>
+      <w:spacing w:before="100" w:beforeAutospacing="1" w:after="100" w:afterAutospacing="1" w:line="240" w:lineRule="auto"/>
+    </w:pPr>
+    <w:rPr>
+      <w:rFonts w:ascii="Times New Roman" w:eastAsia="Times New Roman" w:hAnsi="Times New Roman" w:cs="Times New Roman"/>
+      <w:sz w:val="24"/>
+      <w:szCs w:val="24"/>
+      <w:lang w:val="ru-RU" w:eastAsia="ru-RU"/>
+    </w:rPr>
+  </w:style>
 </w:styles>
 </file>
 
@@ -16101,7 +17273,7 @@
 </file>
 
 <file path=customXml/itemProps1.xml><?xml version="1.0" encoding="utf-8"?>
-<ds:datastoreItem xmlns:ds="http://schemas.openxmlformats.org/officeDocument/2006/customXml" ds:itemID="{B79C7F3D-819B-43B0-8950-CF288960984C}">
+<ds:datastoreItem xmlns:ds="http://schemas.openxmlformats.org/officeDocument/2006/customXml" ds:itemID="{5E8A87A3-B79B-4778-871B-6C50C3806D2E}">
   <ds:schemaRefs>
     <ds:schemaRef ds:uri="http://schemas.openxmlformats.org/officeDocument/2006/bibliography"/>
   </ds:schemaRefs>
